--- a/Documentations/Utilisateur/Documentation utilisateur.docx
+++ b/Documentations/Utilisateur/Documentation utilisateur.docx
@@ -2267,13 +2267,7 @@
     </w:p>
     <w:p>
       <w:r>
-        <w:t xml:space="preserve">Cliquez sur </w:t>
-      </w:r>
-      <w:r>
-        <w:t>le bouton « Importer »</w:t>
-      </w:r>
-      <w:r>
-        <w:t>, puis sélectionnez un fichier JSON SUPMEAL valide.</w:t>
+        <w:t>Cliquez sur le bouton « Importer », puis sélectionnez un fichier JSON SUPMEAL valide.</w:t>
       </w:r>
     </w:p>
     <w:p>
@@ -2541,8 +2535,61 @@
     </w:p>
     <w:p/>
     <w:p/>
-    <w:p/>
-    <w:p/>
+    <w:p>
+      <w:pPr>
+        <w:pStyle w:val="Titre2"/>
+        <w:numPr>
+          <w:ilvl w:val="0"/>
+          <w:numId w:val="7"/>
+        </w:numPr>
+      </w:pPr>
+      <w:r>
+        <w:lastRenderedPageBreak/>
+        <w:t>Planning collaboratif</w:t>
+      </w:r>
+    </w:p>
+    <w:p>
+      <w:r>
+        <w:t xml:space="preserve">Lorsqu’une recette est partagé dans un </w:t>
+      </w:r>
+      <w:proofErr w:type="spellStart"/>
+      <w:r>
+        <w:t>cookbook</w:t>
+      </w:r>
+      <w:proofErr w:type="spellEnd"/>
+      <w:r>
+        <w:t xml:space="preserve">, elle peut être planifier pour tout les membres de ce </w:t>
+      </w:r>
+      <w:proofErr w:type="spellStart"/>
+      <w:r>
+        <w:t>cookbook</w:t>
+      </w:r>
+      <w:proofErr w:type="spellEnd"/>
+      <w:r>
+        <w:t>.</w:t>
+      </w:r>
+    </w:p>
+    <w:p>
+      <w:r>
+        <w:t xml:space="preserve">Si cette recette est sélectionner dans le planning, une case « Partager avec le </w:t>
+      </w:r>
+      <w:proofErr w:type="spellStart"/>
+      <w:r>
+        <w:t>cookbook</w:t>
+      </w:r>
+      <w:proofErr w:type="spellEnd"/>
+      <w:r>
+        <w:t xml:space="preserve"> » apparait pour permettre d’inscrire la recette dans la planification des membres du </w:t>
+      </w:r>
+      <w:proofErr w:type="spellStart"/>
+      <w:r>
+        <w:t>cookbook</w:t>
+      </w:r>
+      <w:proofErr w:type="spellEnd"/>
+      <w:r>
+        <w:t>.</w:t>
+      </w:r>
+    </w:p>
     <w:p>
       <w:pPr>
         <w:pStyle w:val="Titre1"/>
@@ -2552,18 +2599,367 @@
         </w:numPr>
       </w:pPr>
       <w:r>
+        <w:t xml:space="preserve">Utiliser les </w:t>
+      </w:r>
+      <w:proofErr w:type="spellStart"/>
+      <w:r>
+        <w:t>cookbooks</w:t>
+      </w:r>
+      <w:proofErr w:type="spellEnd"/>
+    </w:p>
+    <w:p>
+      <w:r>
+        <w:t xml:space="preserve">Un </w:t>
+      </w:r>
+      <w:proofErr w:type="spellStart"/>
+      <w:r>
+        <w:t>cookbook</w:t>
+      </w:r>
+      <w:proofErr w:type="spellEnd"/>
+      <w:r>
+        <w:t xml:space="preserve"> est un espace collaboratif dans lequel plusieurs utilisateurs peuvent regrouper des recettes.</w:t>
+      </w:r>
+    </w:p>
+    <w:p/>
+    <w:p>
+      <w:pPr>
+        <w:pStyle w:val="Titre2"/>
+        <w:numPr>
+          <w:ilvl w:val="0"/>
+          <w:numId w:val="8"/>
+        </w:numPr>
+      </w:pPr>
+      <w:r>
+        <w:t xml:space="preserve">Créer un </w:t>
+      </w:r>
+      <w:proofErr w:type="spellStart"/>
+      <w:r>
+        <w:t>cookbook</w:t>
+      </w:r>
+      <w:proofErr w:type="spellEnd"/>
+    </w:p>
+    <w:p>
+      <w:r>
+        <w:t xml:space="preserve">Dans la section </w:t>
+      </w:r>
+      <w:proofErr w:type="spellStart"/>
+      <w:r>
+        <w:t>Cookbooks</w:t>
+      </w:r>
+      <w:proofErr w:type="spellEnd"/>
+      <w:r>
+        <w:t> :</w:t>
+      </w:r>
+    </w:p>
+    <w:p>
+      <w:pPr>
+        <w:pStyle w:val="Paragraphedeliste"/>
+        <w:numPr>
+          <w:ilvl w:val="0"/>
+          <w:numId w:val="2"/>
+        </w:numPr>
+      </w:pPr>
+      <w:r>
+        <w:t xml:space="preserve">Saisissez le nom </w:t>
+      </w:r>
+    </w:p>
+    <w:p>
+      <w:pPr>
+        <w:pStyle w:val="Paragraphedeliste"/>
+        <w:numPr>
+          <w:ilvl w:val="0"/>
+          <w:numId w:val="2"/>
+        </w:numPr>
+      </w:pPr>
+      <w:r>
+        <w:t xml:space="preserve">Ajoutez éventuellement une description </w:t>
+      </w:r>
+    </w:p>
+    <w:p>
+      <w:pPr>
+        <w:pStyle w:val="Paragraphedeliste"/>
+        <w:numPr>
+          <w:ilvl w:val="0"/>
+          <w:numId w:val="2"/>
+        </w:numPr>
+      </w:pPr>
+      <w:r>
+        <w:t>Cliquez sur le bouton « Créer »</w:t>
+      </w:r>
+    </w:p>
+    <w:p>
+      <w:r>
+        <w:t xml:space="preserve">Vous devenez automatiquement le propriétaire du </w:t>
+      </w:r>
+      <w:proofErr w:type="spellStart"/>
+      <w:r>
+        <w:t>cookbook</w:t>
+      </w:r>
+      <w:proofErr w:type="spellEnd"/>
+      <w:r>
+        <w:t xml:space="preserve"> avec le rôle Propriétaire.</w:t>
+      </w:r>
+    </w:p>
+    <w:p/>
+    <w:p>
+      <w:pPr>
+        <w:pStyle w:val="Titre2"/>
+        <w:numPr>
+          <w:ilvl w:val="0"/>
+          <w:numId w:val="8"/>
+        </w:numPr>
+      </w:pPr>
+      <w:r>
+        <w:t xml:space="preserve">Sélectionner un </w:t>
+      </w:r>
+      <w:proofErr w:type="spellStart"/>
+      <w:r>
+        <w:t>cookbook</w:t>
+      </w:r>
+      <w:proofErr w:type="spellEnd"/>
+    </w:p>
+    <w:p>
+      <w:r>
+        <w:t xml:space="preserve">Sélectionnez un </w:t>
+      </w:r>
+      <w:proofErr w:type="spellStart"/>
+      <w:r>
+        <w:t>cookbook</w:t>
+      </w:r>
+      <w:proofErr w:type="spellEnd"/>
+      <w:r>
+        <w:t xml:space="preserve"> dans la liste pour afficher :</w:t>
+      </w:r>
+    </w:p>
+    <w:p>
+      <w:pPr>
+        <w:pStyle w:val="Paragraphedeliste"/>
+        <w:numPr>
+          <w:ilvl w:val="0"/>
+          <w:numId w:val="2"/>
+        </w:numPr>
+      </w:pPr>
+      <w:r>
+        <w:t>Son nom</w:t>
+      </w:r>
+    </w:p>
+    <w:p>
+      <w:pPr>
+        <w:pStyle w:val="Paragraphedeliste"/>
+        <w:numPr>
+          <w:ilvl w:val="0"/>
+          <w:numId w:val="2"/>
+        </w:numPr>
+      </w:pPr>
+      <w:r>
+        <w:t xml:space="preserve">Sa description </w:t>
+      </w:r>
+    </w:p>
+    <w:p>
+      <w:pPr>
+        <w:pStyle w:val="Paragraphedeliste"/>
+        <w:numPr>
+          <w:ilvl w:val="0"/>
+          <w:numId w:val="2"/>
+        </w:numPr>
+      </w:pPr>
+      <w:r>
+        <w:t xml:space="preserve">Votre rôle </w:t>
+      </w:r>
+    </w:p>
+    <w:p>
+      <w:pPr>
+        <w:pStyle w:val="Paragraphedeliste"/>
+        <w:numPr>
+          <w:ilvl w:val="0"/>
+          <w:numId w:val="2"/>
+        </w:numPr>
+      </w:pPr>
+      <w:r>
+        <w:t xml:space="preserve">Ses membres </w:t>
+      </w:r>
+    </w:p>
+    <w:p>
+      <w:pPr>
+        <w:pStyle w:val="Paragraphedeliste"/>
+        <w:numPr>
+          <w:ilvl w:val="0"/>
+          <w:numId w:val="2"/>
+        </w:numPr>
+      </w:pPr>
+      <w:r>
+        <w:t xml:space="preserve">Ses recettes </w:t>
+      </w:r>
+    </w:p>
+    <w:p>
+      <w:pPr>
+        <w:pStyle w:val="Paragraphedeliste"/>
+        <w:numPr>
+          <w:ilvl w:val="0"/>
+          <w:numId w:val="2"/>
+        </w:numPr>
+      </w:pPr>
+      <w:r>
+        <w:t>Ses messages</w:t>
+      </w:r>
+    </w:p>
+    <w:p/>
+    <w:p>
+      <w:pPr>
+        <w:pStyle w:val="Titre2"/>
+        <w:numPr>
+          <w:ilvl w:val="0"/>
+          <w:numId w:val="8"/>
+        </w:numPr>
+      </w:pPr>
+      <w:r>
+        <w:t xml:space="preserve">Comprendre les rôles </w:t>
+      </w:r>
+    </w:p>
+    <w:p>
+      <w:r>
+        <w:t>Propriétaire :</w:t>
+      </w:r>
+    </w:p>
+    <w:p>
+      <w:r>
+        <w:t>Le propriétaire peut :</w:t>
+      </w:r>
+    </w:p>
+    <w:p>
+      <w:pPr>
+        <w:pStyle w:val="Paragraphedeliste"/>
+        <w:numPr>
+          <w:ilvl w:val="0"/>
+          <w:numId w:val="2"/>
+        </w:numPr>
+      </w:pPr>
+      <w:r>
+        <w:t xml:space="preserve">Consulter le </w:t>
+      </w:r>
+      <w:proofErr w:type="spellStart"/>
+      <w:r>
+        <w:t>cookbook</w:t>
+      </w:r>
+      <w:proofErr w:type="spellEnd"/>
+      <w:r>
+        <w:t xml:space="preserve"> ;</w:t>
+      </w:r>
+    </w:p>
+    <w:p>
+      <w:pPr>
+        <w:pStyle w:val="Paragraphedeliste"/>
+        <w:numPr>
+          <w:ilvl w:val="0"/>
+          <w:numId w:val="2"/>
+        </w:numPr>
+      </w:pPr>
+      <w:r>
+        <w:t>Ajouter et retirer des recettes ;</w:t>
+      </w:r>
+    </w:p>
+    <w:p>
+      <w:pPr>
+        <w:pStyle w:val="Paragraphedeliste"/>
+        <w:numPr>
+          <w:ilvl w:val="0"/>
+          <w:numId w:val="2"/>
+        </w:numPr>
+      </w:pPr>
+      <w:r>
         <w:lastRenderedPageBreak/>
-        <w:t xml:space="preserve">Utiliser les </w:t>
+        <w:t>Commenter ;</w:t>
+      </w:r>
+    </w:p>
+    <w:p>
+      <w:pPr>
+        <w:pStyle w:val="Paragraphedeliste"/>
+        <w:numPr>
+          <w:ilvl w:val="0"/>
+          <w:numId w:val="2"/>
+        </w:numPr>
+      </w:pPr>
+      <w:r>
+        <w:t>Envoyer des messages ;</w:t>
+      </w:r>
+    </w:p>
+    <w:p>
+      <w:pPr>
+        <w:pStyle w:val="Paragraphedeliste"/>
+        <w:numPr>
+          <w:ilvl w:val="0"/>
+          <w:numId w:val="2"/>
+        </w:numPr>
+      </w:pPr>
+      <w:r>
+        <w:t>Gérer les membres ;</w:t>
+      </w:r>
+    </w:p>
+    <w:p>
+      <w:pPr>
+        <w:pStyle w:val="Paragraphedeliste"/>
+        <w:numPr>
+          <w:ilvl w:val="0"/>
+          <w:numId w:val="2"/>
+        </w:numPr>
+      </w:pPr>
+      <w:r>
+        <w:t>Modifier les rôles ;</w:t>
+      </w:r>
+    </w:p>
+    <w:p>
+      <w:pPr>
+        <w:pStyle w:val="Paragraphedeliste"/>
+        <w:numPr>
+          <w:ilvl w:val="0"/>
+          <w:numId w:val="2"/>
+        </w:numPr>
+      </w:pPr>
+      <w:r>
+        <w:t>Supprimer tous les commentaires et messages ;</w:t>
+      </w:r>
+    </w:p>
+    <w:p>
+      <w:pPr>
+        <w:pStyle w:val="Paragraphedeliste"/>
+        <w:numPr>
+          <w:ilvl w:val="0"/>
+          <w:numId w:val="2"/>
+        </w:numPr>
+      </w:pPr>
+      <w:r>
+        <w:t xml:space="preserve">Supprimer le </w:t>
       </w:r>
       <w:proofErr w:type="spellStart"/>
       <w:r>
-        <w:t>cookbooks</w:t>
+        <w:t>cookbook</w:t>
       </w:r>
       <w:proofErr w:type="spellEnd"/>
-    </w:p>
-    <w:p>
-      <w:r>
-        <w:t xml:space="preserve">Un </w:t>
+      <w:r>
+        <w:t>.</w:t>
+      </w:r>
+    </w:p>
+    <w:p/>
+    <w:p>
+      <w:r>
+        <w:t>Editeur :</w:t>
+      </w:r>
+    </w:p>
+    <w:p>
+      <w:r>
+        <w:t>L’éditeur peut :</w:t>
+      </w:r>
+    </w:p>
+    <w:p>
+      <w:pPr>
+        <w:pStyle w:val="Paragraphedeliste"/>
+        <w:numPr>
+          <w:ilvl w:val="0"/>
+          <w:numId w:val="2"/>
+        </w:numPr>
+      </w:pPr>
+      <w:r>
+        <w:t xml:space="preserve">Consulter le </w:t>
       </w:r>
       <w:proofErr w:type="spellStart"/>
       <w:r>
@@ -2571,9 +2967,242 @@
       </w:r>
       <w:proofErr w:type="spellEnd"/>
       <w:r>
-        <w:t xml:space="preserve"> est un espace collaboratif dans lequel plusieurs utilisateurs peuvent regrouper des recettes.</w:t>
-      </w:r>
-    </w:p>
+        <w:t xml:space="preserve"> ; </w:t>
+      </w:r>
+    </w:p>
+    <w:p>
+      <w:pPr>
+        <w:pStyle w:val="Paragraphedeliste"/>
+        <w:numPr>
+          <w:ilvl w:val="0"/>
+          <w:numId w:val="2"/>
+        </w:numPr>
+      </w:pPr>
+      <w:r>
+        <w:t xml:space="preserve">Ajouter ses propres recettes ; </w:t>
+      </w:r>
+    </w:p>
+    <w:p>
+      <w:pPr>
+        <w:pStyle w:val="Paragraphedeliste"/>
+        <w:numPr>
+          <w:ilvl w:val="0"/>
+          <w:numId w:val="2"/>
+        </w:numPr>
+      </w:pPr>
+      <w:r>
+        <w:t xml:space="preserve">Retirer des recettes ; </w:t>
+      </w:r>
+    </w:p>
+    <w:p>
+      <w:pPr>
+        <w:pStyle w:val="Paragraphedeliste"/>
+        <w:numPr>
+          <w:ilvl w:val="0"/>
+          <w:numId w:val="2"/>
+        </w:numPr>
+      </w:pPr>
+      <w:r>
+        <w:t xml:space="preserve">Commenter ; </w:t>
+      </w:r>
+    </w:p>
+    <w:p>
+      <w:pPr>
+        <w:pStyle w:val="Paragraphedeliste"/>
+        <w:numPr>
+          <w:ilvl w:val="0"/>
+          <w:numId w:val="2"/>
+        </w:numPr>
+      </w:pPr>
+      <w:r>
+        <w:t xml:space="preserve">Envoyer des messages ; </w:t>
+      </w:r>
+    </w:p>
+    <w:p>
+      <w:pPr>
+        <w:pStyle w:val="Paragraphedeliste"/>
+        <w:numPr>
+          <w:ilvl w:val="0"/>
+          <w:numId w:val="2"/>
+        </w:numPr>
+      </w:pPr>
+      <w:r>
+        <w:t xml:space="preserve">Supprimer ses propres commentaires et messages. </w:t>
+      </w:r>
+    </w:p>
+    <w:p>
+      <w:pPr>
+        <w:ind w:left="360"/>
+      </w:pPr>
+      <w:r>
+        <w:t xml:space="preserve">Il ne peut pas gérer les membres ni supprimer le </w:t>
+      </w:r>
+      <w:proofErr w:type="spellStart"/>
+      <w:r>
+        <w:t>cookbook</w:t>
+      </w:r>
+      <w:proofErr w:type="spellEnd"/>
+      <w:r>
+        <w:t>.</w:t>
+      </w:r>
+    </w:p>
+    <w:p/>
+    <w:p>
+      <w:r>
+        <w:t>Commentateur :</w:t>
+      </w:r>
+    </w:p>
+    <w:p>
+      <w:r>
+        <w:t xml:space="preserve">Le commentateur peut : </w:t>
+      </w:r>
+    </w:p>
+    <w:p>
+      <w:pPr>
+        <w:pStyle w:val="Paragraphedeliste"/>
+        <w:numPr>
+          <w:ilvl w:val="0"/>
+          <w:numId w:val="2"/>
+        </w:numPr>
+      </w:pPr>
+      <w:r>
+        <w:t xml:space="preserve">Consulter le </w:t>
+      </w:r>
+      <w:proofErr w:type="spellStart"/>
+      <w:r>
+        <w:t>cookbook</w:t>
+      </w:r>
+      <w:proofErr w:type="spellEnd"/>
+      <w:r>
+        <w:t xml:space="preserve"> ; </w:t>
+      </w:r>
+    </w:p>
+    <w:p>
+      <w:pPr>
+        <w:pStyle w:val="Paragraphedeliste"/>
+        <w:numPr>
+          <w:ilvl w:val="0"/>
+          <w:numId w:val="2"/>
+        </w:numPr>
+      </w:pPr>
+      <w:r>
+        <w:t xml:space="preserve">Consulter les recettes ; </w:t>
+      </w:r>
+    </w:p>
+    <w:p>
+      <w:pPr>
+        <w:pStyle w:val="Paragraphedeliste"/>
+        <w:numPr>
+          <w:ilvl w:val="0"/>
+          <w:numId w:val="2"/>
+        </w:numPr>
+      </w:pPr>
+      <w:r>
+        <w:t xml:space="preserve">Publier des commentaires ; </w:t>
+      </w:r>
+    </w:p>
+    <w:p>
+      <w:pPr>
+        <w:pStyle w:val="Paragraphedeliste"/>
+        <w:numPr>
+          <w:ilvl w:val="0"/>
+          <w:numId w:val="2"/>
+        </w:numPr>
+      </w:pPr>
+      <w:r>
+        <w:t xml:space="preserve">Envoyer des messages ; </w:t>
+      </w:r>
+    </w:p>
+    <w:p>
+      <w:pPr>
+        <w:pStyle w:val="Paragraphedeliste"/>
+        <w:numPr>
+          <w:ilvl w:val="0"/>
+          <w:numId w:val="2"/>
+        </w:numPr>
+      </w:pPr>
+      <w:r>
+        <w:t>Supprimer ses propres commentaires et messages.</w:t>
+      </w:r>
+    </w:p>
+    <w:p>
+      <w:r>
+        <w:t>Il ne peut pas ajouter ou retirer de recettes</w:t>
+      </w:r>
+    </w:p>
+    <w:p/>
+    <w:p>
+      <w:r>
+        <w:t xml:space="preserve">Lecteur : </w:t>
+      </w:r>
+    </w:p>
+    <w:p>
+      <w:r>
+        <w:t>Le lecteur peut :</w:t>
+      </w:r>
+    </w:p>
+    <w:p>
+      <w:pPr>
+        <w:pStyle w:val="Paragraphedeliste"/>
+        <w:numPr>
+          <w:ilvl w:val="0"/>
+          <w:numId w:val="2"/>
+        </w:numPr>
+      </w:pPr>
+      <w:r>
+        <w:t xml:space="preserve">Consulter le </w:t>
+      </w:r>
+      <w:proofErr w:type="spellStart"/>
+      <w:r>
+        <w:t>cookbook</w:t>
+      </w:r>
+      <w:proofErr w:type="spellEnd"/>
+    </w:p>
+    <w:p>
+      <w:pPr>
+        <w:pStyle w:val="Paragraphedeliste"/>
+        <w:numPr>
+          <w:ilvl w:val="0"/>
+          <w:numId w:val="2"/>
+        </w:numPr>
+      </w:pPr>
+      <w:r>
+        <w:t xml:space="preserve">Consulter les recettes </w:t>
+      </w:r>
+    </w:p>
+    <w:p>
+      <w:pPr>
+        <w:pStyle w:val="Paragraphedeliste"/>
+        <w:numPr>
+          <w:ilvl w:val="0"/>
+          <w:numId w:val="2"/>
+        </w:numPr>
+      </w:pPr>
+      <w:r>
+        <w:t>Lire les commentaires</w:t>
+      </w:r>
+    </w:p>
+    <w:p>
+      <w:pPr>
+        <w:pStyle w:val="Paragraphedeliste"/>
+        <w:numPr>
+          <w:ilvl w:val="0"/>
+          <w:numId w:val="2"/>
+        </w:numPr>
+      </w:pPr>
+      <w:r>
+        <w:t>Lire les messages</w:t>
+      </w:r>
+    </w:p>
+    <w:p>
+      <w:r>
+        <w:t xml:space="preserve">Il ne peut pas publier ou modifier le contenu. </w:t>
+      </w:r>
+    </w:p>
+    <w:p/>
+    <w:p/>
+    <w:p/>
+    <w:p/>
     <w:p/>
     <w:p>
       <w:pPr>
@@ -2584,7 +3213,24 @@
         </w:numPr>
       </w:pPr>
       <w:r>
-        <w:t xml:space="preserve">Créer un </w:t>
+        <w:t xml:space="preserve">Ajouter un membre </w:t>
+      </w:r>
+    </w:p>
+    <w:p>
+      <w:r>
+        <w:t xml:space="preserve">Cette action est réservée au propriétaire. </w:t>
+      </w:r>
+    </w:p>
+    <w:p>
+      <w:pPr>
+        <w:pStyle w:val="Paragraphedeliste"/>
+        <w:numPr>
+          <w:ilvl w:val="0"/>
+          <w:numId w:val="2"/>
+        </w:numPr>
+      </w:pPr>
+      <w:r>
+        <w:t xml:space="preserve">Ouvrez le </w:t>
       </w:r>
       <w:proofErr w:type="spellStart"/>
       <w:r>
@@ -2593,15 +3239,198 @@
       <w:proofErr w:type="spellEnd"/>
     </w:p>
     <w:p>
-      <w:r>
-        <w:t xml:space="preserve">Dans la section </w:t>
+      <w:pPr>
+        <w:pStyle w:val="Paragraphedeliste"/>
+        <w:numPr>
+          <w:ilvl w:val="0"/>
+          <w:numId w:val="2"/>
+        </w:numPr>
+      </w:pPr>
+      <w:r>
+        <w:t>Trouver la section membre</w:t>
+      </w:r>
+    </w:p>
+    <w:p>
+      <w:pPr>
+        <w:pStyle w:val="Paragraphedeliste"/>
+        <w:numPr>
+          <w:ilvl w:val="0"/>
+          <w:numId w:val="2"/>
+        </w:numPr>
+      </w:pPr>
+      <w:r>
+        <w:t xml:space="preserve">Saisissez l’adresse email de la personne </w:t>
+      </w:r>
+    </w:p>
+    <w:p>
+      <w:pPr>
+        <w:pStyle w:val="Paragraphedeliste"/>
+        <w:numPr>
+          <w:ilvl w:val="0"/>
+          <w:numId w:val="2"/>
+        </w:numPr>
+      </w:pPr>
+      <w:r>
+        <w:t xml:space="preserve">Choisissez son rôle </w:t>
+      </w:r>
+    </w:p>
+    <w:p>
+      <w:pPr>
+        <w:pStyle w:val="Paragraphedeliste"/>
+        <w:numPr>
+          <w:ilvl w:val="0"/>
+          <w:numId w:val="2"/>
+        </w:numPr>
+      </w:pPr>
+      <w:r>
+        <w:t>Cliquez sur le bouton « Ajouter »</w:t>
+      </w:r>
+    </w:p>
+    <w:p>
+      <w:r>
+        <w:t>La personne doit déjà posséder un compte SUPMEAL.</w:t>
+      </w:r>
+    </w:p>
+    <w:p>
+      <w:r>
+        <w:t>Si l’adresse email n’existe pas l’ajout échoue.</w:t>
+      </w:r>
+    </w:p>
+    <w:p/>
+    <w:p>
+      <w:pPr>
+        <w:pStyle w:val="Titre2"/>
+        <w:numPr>
+          <w:ilvl w:val="0"/>
+          <w:numId w:val="8"/>
+        </w:numPr>
+      </w:pPr>
+      <w:r>
+        <w:t>Modifier le rôle d’un membre</w:t>
+      </w:r>
+    </w:p>
+    <w:p>
+      <w:r>
+        <w:t>Pour modifier le rôle d’un membre :</w:t>
+      </w:r>
+    </w:p>
+    <w:p>
+      <w:pPr>
+        <w:pStyle w:val="Paragraphedeliste"/>
+        <w:numPr>
+          <w:ilvl w:val="0"/>
+          <w:numId w:val="2"/>
+        </w:numPr>
+      </w:pPr>
+      <w:r>
+        <w:t xml:space="preserve">Saisissez l’adresse email de la personne </w:t>
+      </w:r>
+    </w:p>
+    <w:p>
+      <w:pPr>
+        <w:pStyle w:val="Paragraphedeliste"/>
+        <w:numPr>
+          <w:ilvl w:val="0"/>
+          <w:numId w:val="2"/>
+        </w:numPr>
+      </w:pPr>
+      <w:r>
+        <w:t xml:space="preserve">Choisir un rôle différent </w:t>
+      </w:r>
+    </w:p>
+    <w:p>
+      <w:pPr>
+        <w:pStyle w:val="Paragraphedeliste"/>
+        <w:numPr>
+          <w:ilvl w:val="0"/>
+          <w:numId w:val="2"/>
+        </w:numPr>
+      </w:pPr>
+      <w:r>
+        <w:t>Cliquez sur le bouton « Ajouter »</w:t>
+      </w:r>
+    </w:p>
+    <w:p>
+      <w:r>
+        <w:t>Une modification d’un rôle est reçu en temps réel par les utilisateurs.</w:t>
+      </w:r>
+    </w:p>
+    <w:p/>
+    <w:p>
+      <w:pPr>
+        <w:pStyle w:val="Titre2"/>
+        <w:numPr>
+          <w:ilvl w:val="0"/>
+          <w:numId w:val="8"/>
+        </w:numPr>
+      </w:pPr>
+      <w:r>
+        <w:t xml:space="preserve">Retirer un membre </w:t>
+      </w:r>
+    </w:p>
+    <w:p>
+      <w:r>
+        <w:t>Le propriétaire peut retirer un membre.</w:t>
+      </w:r>
+    </w:p>
+    <w:p>
+      <w:r>
+        <w:t>Après le retrait, l’utilisateur ne peut plus :</w:t>
+      </w:r>
+    </w:p>
+    <w:p>
+      <w:pPr>
+        <w:pStyle w:val="Paragraphedeliste"/>
+        <w:numPr>
+          <w:ilvl w:val="0"/>
+          <w:numId w:val="2"/>
+        </w:numPr>
+      </w:pPr>
+      <w:r>
+        <w:t xml:space="preserve">Accéder au </w:t>
       </w:r>
       <w:proofErr w:type="spellStart"/>
       <w:r>
-        <w:t>Cookbooks</w:t>
+        <w:t>cookbook</w:t>
       </w:r>
       <w:proofErr w:type="spellEnd"/>
       <w:r>
+        <w:t xml:space="preserve"> et ses fonctionnalités </w:t>
+      </w:r>
+    </w:p>
+    <w:p/>
+    <w:p>
+      <w:pPr>
+        <w:pStyle w:val="Titre2"/>
+        <w:numPr>
+          <w:ilvl w:val="0"/>
+          <w:numId w:val="8"/>
+        </w:numPr>
+      </w:pPr>
+      <w:r>
+        <w:t xml:space="preserve">Ajouter une recette à un </w:t>
+      </w:r>
+      <w:proofErr w:type="spellStart"/>
+      <w:r>
+        <w:t>cookbook</w:t>
+      </w:r>
+      <w:proofErr w:type="spellEnd"/>
+    </w:p>
+    <w:p>
+      <w:r>
+        <w:t>Cette action est autorisée pour les rôles Propriétaire et Editeur.</w:t>
+      </w:r>
+    </w:p>
+    <w:p>
+      <w:r>
+        <w:t xml:space="preserve">Dans l’onglet Recettes du </w:t>
+      </w:r>
+      <w:proofErr w:type="spellStart"/>
+      <w:r>
+        <w:t>cookbook</w:t>
+      </w:r>
+      <w:proofErr w:type="spellEnd"/>
+      <w:r>
         <w:t> :</w:t>
       </w:r>
     </w:p>
@@ -2614,36 +3443,45 @@
         </w:numPr>
       </w:pPr>
       <w:r>
-        <w:t xml:space="preserve">Saisissez le nom </w:t>
-      </w:r>
-    </w:p>
-    <w:p>
-      <w:pPr>
-        <w:pStyle w:val="Paragraphedeliste"/>
-        <w:numPr>
-          <w:ilvl w:val="0"/>
-          <w:numId w:val="2"/>
-        </w:numPr>
-      </w:pPr>
-      <w:r>
-        <w:t xml:space="preserve">Ajoutez éventuellement une description </w:t>
-      </w:r>
-    </w:p>
-    <w:p>
-      <w:pPr>
-        <w:pStyle w:val="Paragraphedeliste"/>
-        <w:numPr>
-          <w:ilvl w:val="0"/>
-          <w:numId w:val="2"/>
-        </w:numPr>
-      </w:pPr>
-      <w:r>
-        <w:t>Cliquez sur le bouton « Créer »</w:t>
-      </w:r>
-    </w:p>
-    <w:p>
-      <w:r>
-        <w:t xml:space="preserve">Vous devenez automatiquement le propriétaire du </w:t>
+        <w:lastRenderedPageBreak/>
+        <w:t>Sélectionnez une recette parmi les votre</w:t>
+      </w:r>
+    </w:p>
+    <w:p>
+      <w:pPr>
+        <w:pStyle w:val="Paragraphedeliste"/>
+        <w:numPr>
+          <w:ilvl w:val="0"/>
+          <w:numId w:val="2"/>
+        </w:numPr>
+      </w:pPr>
+      <w:r>
+        <w:t>Cliquez sur « Ajouter la recette »</w:t>
+      </w:r>
+    </w:p>
+    <w:p/>
+    <w:p/>
+    <w:p/>
+    <w:p>
+      <w:pPr>
+        <w:pStyle w:val="Titre2"/>
+        <w:numPr>
+          <w:ilvl w:val="0"/>
+          <w:numId w:val="8"/>
+        </w:numPr>
+      </w:pPr>
+      <w:r>
+        <w:t>Retirer une recette</w:t>
+      </w:r>
+    </w:p>
+    <w:p>
+      <w:r>
+        <w:t>Les rôles Propriétaire et Editeur peuvent retirer une recette.</w:t>
+      </w:r>
+    </w:p>
+    <w:p>
+      <w:r>
+        <w:t xml:space="preserve">Cette action ne supprime pas la recette du compte mais uniquement du </w:t>
       </w:r>
       <w:proofErr w:type="spellStart"/>
       <w:r>
@@ -2651,7 +3489,7 @@
       </w:r>
       <w:proofErr w:type="spellEnd"/>
       <w:r>
-        <w:t xml:space="preserve"> avec le rôle Propriétaire.</w:t>
+        <w:t>.</w:t>
       </w:r>
     </w:p>
     <w:p/>
@@ -2664,7 +3502,7 @@
         </w:numPr>
       </w:pPr>
       <w:r>
-        <w:t xml:space="preserve">Sélectionner un </w:t>
+        <w:t xml:space="preserve">Rechercher dans un </w:t>
       </w:r>
       <w:proofErr w:type="spellStart"/>
       <w:r>
@@ -2674,89 +3512,200 @@
     </w:p>
     <w:p>
       <w:r>
-        <w:t xml:space="preserve">Sélectionnez un </w:t>
+        <w:t>La recherche interne peut utiliser :</w:t>
+      </w:r>
+    </w:p>
+    <w:p>
+      <w:pPr>
+        <w:pStyle w:val="Paragraphedeliste"/>
+        <w:numPr>
+          <w:ilvl w:val="0"/>
+          <w:numId w:val="2"/>
+        </w:numPr>
+      </w:pPr>
+      <w:r>
+        <w:t xml:space="preserve">Un tag </w:t>
+      </w:r>
+    </w:p>
+    <w:p>
+      <w:pPr>
+        <w:pStyle w:val="Paragraphedeliste"/>
+        <w:numPr>
+          <w:ilvl w:val="0"/>
+          <w:numId w:val="2"/>
+        </w:numPr>
+      </w:pPr>
+      <w:r>
+        <w:t>Un texte libre</w:t>
+      </w:r>
+    </w:p>
+    <w:p>
+      <w:pPr>
+        <w:pStyle w:val="Paragraphedeliste"/>
+        <w:numPr>
+          <w:ilvl w:val="0"/>
+          <w:numId w:val="2"/>
+        </w:numPr>
+      </w:pPr>
+      <w:r>
+        <w:t>Un ingrédient</w:t>
+      </w:r>
+    </w:p>
+    <w:p>
+      <w:pPr>
+        <w:pStyle w:val="Paragraphedeliste"/>
+        <w:numPr>
+          <w:ilvl w:val="0"/>
+          <w:numId w:val="2"/>
+        </w:numPr>
+      </w:pPr>
+      <w:r>
+        <w:t xml:space="preserve">Une durée totale maximal </w:t>
+      </w:r>
+    </w:p>
+    <w:p>
+      <w:r>
+        <w:t>Les filtres ne modifient pas les recettes. Ils changent seulement le résultat affichés.</w:t>
+      </w:r>
+    </w:p>
+    <w:p/>
+    <w:p>
+      <w:pPr>
+        <w:pStyle w:val="Titre2"/>
+        <w:numPr>
+          <w:ilvl w:val="0"/>
+          <w:numId w:val="8"/>
+        </w:numPr>
+      </w:pPr>
+      <w:r>
+        <w:t xml:space="preserve">Commenter une recette </w:t>
+      </w:r>
+    </w:p>
+    <w:p>
+      <w:r>
+        <w:t>Les rôles suivants peuvent commenter :</w:t>
+      </w:r>
+    </w:p>
+    <w:p>
+      <w:pPr>
+        <w:pStyle w:val="Paragraphedeliste"/>
+        <w:numPr>
+          <w:ilvl w:val="0"/>
+          <w:numId w:val="2"/>
+        </w:numPr>
+      </w:pPr>
+      <w:r>
+        <w:t xml:space="preserve">Propriétaire </w:t>
+      </w:r>
+    </w:p>
+    <w:p>
+      <w:pPr>
+        <w:pStyle w:val="Paragraphedeliste"/>
+        <w:numPr>
+          <w:ilvl w:val="0"/>
+          <w:numId w:val="2"/>
+        </w:numPr>
+      </w:pPr>
+      <w:r>
+        <w:t>Editeur</w:t>
+      </w:r>
+    </w:p>
+    <w:p>
+      <w:pPr>
+        <w:pStyle w:val="Paragraphedeliste"/>
+        <w:numPr>
+          <w:ilvl w:val="0"/>
+          <w:numId w:val="2"/>
+        </w:numPr>
+      </w:pPr>
+      <w:r>
+        <w:t>Commentateur</w:t>
+      </w:r>
+    </w:p>
+    <w:p>
+      <w:r>
+        <w:t>Pour publier un commentaire :</w:t>
+      </w:r>
+    </w:p>
+    <w:p>
+      <w:pPr>
+        <w:pStyle w:val="Paragraphedeliste"/>
+        <w:numPr>
+          <w:ilvl w:val="0"/>
+          <w:numId w:val="2"/>
+        </w:numPr>
+      </w:pPr>
+      <w:r>
+        <w:t xml:space="preserve">Choisissez une recette dans un </w:t>
       </w:r>
       <w:proofErr w:type="spellStart"/>
       <w:r>
         <w:t>cookbook</w:t>
       </w:r>
       <w:proofErr w:type="spellEnd"/>
-      <w:r>
-        <w:t xml:space="preserve"> dans la liste pour afficher :</w:t>
-      </w:r>
-    </w:p>
-    <w:p>
-      <w:pPr>
-        <w:pStyle w:val="Paragraphedeliste"/>
-        <w:numPr>
-          <w:ilvl w:val="0"/>
-          <w:numId w:val="2"/>
-        </w:numPr>
-      </w:pPr>
-      <w:r>
-        <w:t>Son nom</w:t>
-      </w:r>
-    </w:p>
-    <w:p>
-      <w:pPr>
-        <w:pStyle w:val="Paragraphedeliste"/>
-        <w:numPr>
-          <w:ilvl w:val="0"/>
-          <w:numId w:val="2"/>
-        </w:numPr>
-      </w:pPr>
-      <w:r>
-        <w:t xml:space="preserve">Sa description </w:t>
-      </w:r>
-    </w:p>
-    <w:p>
-      <w:pPr>
-        <w:pStyle w:val="Paragraphedeliste"/>
-        <w:numPr>
-          <w:ilvl w:val="0"/>
-          <w:numId w:val="2"/>
-        </w:numPr>
-      </w:pPr>
-      <w:r>
-        <w:t xml:space="preserve">Votre rôle </w:t>
-      </w:r>
-    </w:p>
-    <w:p>
-      <w:pPr>
-        <w:pStyle w:val="Paragraphedeliste"/>
-        <w:numPr>
-          <w:ilvl w:val="0"/>
-          <w:numId w:val="2"/>
-        </w:numPr>
-      </w:pPr>
-      <w:r>
-        <w:t xml:space="preserve">Ses membres </w:t>
-      </w:r>
-    </w:p>
-    <w:p>
-      <w:pPr>
-        <w:pStyle w:val="Paragraphedeliste"/>
-        <w:numPr>
-          <w:ilvl w:val="0"/>
-          <w:numId w:val="2"/>
-        </w:numPr>
-      </w:pPr>
-      <w:r>
-        <w:t xml:space="preserve">Ses recettes </w:t>
-      </w:r>
-    </w:p>
-    <w:p>
-      <w:pPr>
-        <w:pStyle w:val="Paragraphedeliste"/>
-        <w:numPr>
-          <w:ilvl w:val="0"/>
-          <w:numId w:val="2"/>
-        </w:numPr>
-      </w:pPr>
-      <w:r>
-        <w:t>Ses messages</w:t>
-      </w:r>
-    </w:p>
+    </w:p>
+    <w:p>
+      <w:pPr>
+        <w:pStyle w:val="Paragraphedeliste"/>
+        <w:numPr>
+          <w:ilvl w:val="0"/>
+          <w:numId w:val="2"/>
+        </w:numPr>
+      </w:pPr>
+      <w:r>
+        <w:t xml:space="preserve">Cliquez sur le bouton « Commentaires » </w:t>
+      </w:r>
+    </w:p>
+    <w:p>
+      <w:pPr>
+        <w:pStyle w:val="Paragraphedeliste"/>
+        <w:numPr>
+          <w:ilvl w:val="0"/>
+          <w:numId w:val="2"/>
+        </w:numPr>
+      </w:pPr>
+      <w:r>
+        <w:t xml:space="preserve">Saisissez votre texte </w:t>
+      </w:r>
+    </w:p>
+    <w:p>
+      <w:pPr>
+        <w:pStyle w:val="Paragraphedeliste"/>
+        <w:numPr>
+          <w:ilvl w:val="0"/>
+          <w:numId w:val="2"/>
+        </w:numPr>
+      </w:pPr>
+      <w:r>
+        <w:t>Cliquez sur le bouton « Envoyer »</w:t>
+      </w:r>
+    </w:p>
+    <w:p>
+      <w:r>
+        <w:t>Un éditeur ou un commentateur peut supprimer uniquement ses propres commentaires.</w:t>
+      </w:r>
+    </w:p>
+    <w:p>
+      <w:r>
+        <w:t xml:space="preserve">Le propriétaire peut supprimer tous les commentaires du </w:t>
+      </w:r>
+      <w:proofErr w:type="spellStart"/>
+      <w:r>
+        <w:t>cookbook</w:t>
+      </w:r>
+      <w:proofErr w:type="spellEnd"/>
+      <w:r>
+        <w:t>.</w:t>
+      </w:r>
+    </w:p>
+    <w:p>
+      <w:r>
+        <w:t>Le lecteur ne peut pas commenter.</w:t>
+      </w:r>
+    </w:p>
+    <w:p/>
+    <w:p/>
+    <w:p/>
     <w:p/>
     <w:p>
       <w:pPr>
@@ -2767,145 +3716,17 @@
         </w:numPr>
       </w:pPr>
       <w:r>
-        <w:t xml:space="preserve">Comprendre les rôles </w:t>
-      </w:r>
-    </w:p>
-    <w:p>
-      <w:r>
-        <w:t>Propriétaire :</w:t>
-      </w:r>
-    </w:p>
-    <w:p>
-      <w:r>
-        <w:t>Le propriétaire peut :</w:t>
-      </w:r>
-    </w:p>
-    <w:p>
-      <w:pPr>
-        <w:pStyle w:val="Paragraphedeliste"/>
-        <w:numPr>
-          <w:ilvl w:val="0"/>
-          <w:numId w:val="2"/>
-        </w:numPr>
-      </w:pPr>
-      <w:r>
-        <w:t>Consulter</w:t>
-      </w:r>
-      <w:r>
-        <w:t xml:space="preserve"> le </w:t>
+        <w:t xml:space="preserve">Envoyer un message dans un </w:t>
       </w:r>
       <w:proofErr w:type="spellStart"/>
       <w:r>
         <w:t>cookbook</w:t>
       </w:r>
       <w:proofErr w:type="spellEnd"/>
-      <w:r>
-        <w:t xml:space="preserve"> ;</w:t>
-      </w:r>
-    </w:p>
-    <w:p>
-      <w:pPr>
-        <w:pStyle w:val="Paragraphedeliste"/>
-        <w:numPr>
-          <w:ilvl w:val="0"/>
-          <w:numId w:val="2"/>
-        </w:numPr>
-      </w:pPr>
-      <w:r>
-        <w:t>Ajouter</w:t>
-      </w:r>
-      <w:r>
-        <w:t xml:space="preserve"> et retirer des recettes ;</w:t>
-      </w:r>
-    </w:p>
-    <w:p>
-      <w:pPr>
-        <w:pStyle w:val="Paragraphedeliste"/>
-        <w:numPr>
-          <w:ilvl w:val="0"/>
-          <w:numId w:val="2"/>
-        </w:numPr>
-      </w:pPr>
-      <w:r>
-        <w:t>Commenter</w:t>
-      </w:r>
-      <w:r>
-        <w:t xml:space="preserve"> ;</w:t>
-      </w:r>
-    </w:p>
-    <w:p>
-      <w:pPr>
-        <w:pStyle w:val="Paragraphedeliste"/>
-        <w:numPr>
-          <w:ilvl w:val="0"/>
-          <w:numId w:val="2"/>
-        </w:numPr>
-      </w:pPr>
-      <w:r>
-        <w:t>Envoyer</w:t>
-      </w:r>
-      <w:r>
-        <w:t xml:space="preserve"> des messages ;</w:t>
-      </w:r>
-    </w:p>
-    <w:p>
-      <w:pPr>
-        <w:pStyle w:val="Paragraphedeliste"/>
-        <w:numPr>
-          <w:ilvl w:val="0"/>
-          <w:numId w:val="2"/>
-        </w:numPr>
-      </w:pPr>
-      <w:r>
-        <w:t>Gérer</w:t>
-      </w:r>
-      <w:r>
-        <w:t xml:space="preserve"> les membres ;</w:t>
-      </w:r>
-    </w:p>
-    <w:p>
-      <w:pPr>
-        <w:pStyle w:val="Paragraphedeliste"/>
-        <w:numPr>
-          <w:ilvl w:val="0"/>
-          <w:numId w:val="2"/>
-        </w:numPr>
-      </w:pPr>
-      <w:r>
-        <w:t>Modifier</w:t>
-      </w:r>
-      <w:r>
-        <w:t xml:space="preserve"> les rôles ;</w:t>
-      </w:r>
-    </w:p>
-    <w:p>
-      <w:pPr>
-        <w:pStyle w:val="Paragraphedeliste"/>
-        <w:numPr>
-          <w:ilvl w:val="0"/>
-          <w:numId w:val="2"/>
-        </w:numPr>
-      </w:pPr>
-      <w:r>
-        <w:t>Supprimer</w:t>
-      </w:r>
-      <w:r>
-        <w:t xml:space="preserve"> tous les commentaires et messages ;</w:t>
-      </w:r>
-    </w:p>
-    <w:p>
-      <w:pPr>
-        <w:pStyle w:val="Paragraphedeliste"/>
-        <w:numPr>
-          <w:ilvl w:val="0"/>
-          <w:numId w:val="2"/>
-        </w:numPr>
-      </w:pPr>
-      <w:r>
-        <w:t>Supprimer</w:t>
-      </w:r>
-      <w:r>
-        <w:t xml:space="preserve"> le </w:t>
+    </w:p>
+    <w:p>
+      <w:r>
+        <w:t xml:space="preserve">La messagerie du </w:t>
       </w:r>
       <w:proofErr w:type="spellStart"/>
       <w:r>
@@ -2913,34 +3734,102 @@
       </w:r>
       <w:proofErr w:type="spellEnd"/>
       <w:r>
+        <w:t xml:space="preserve"> concerne l’ensemble du </w:t>
+      </w:r>
+      <w:proofErr w:type="spellStart"/>
+      <w:r>
+        <w:t>cookbook</w:t>
+      </w:r>
+      <w:proofErr w:type="spellEnd"/>
+      <w:r>
+        <w:t xml:space="preserve"> et non une recette particulière.</w:t>
+      </w:r>
+    </w:p>
+    <w:p>
+      <w:r>
+        <w:t>Les rôles autorisés sont :</w:t>
+      </w:r>
+    </w:p>
+    <w:p>
+      <w:pPr>
+        <w:pStyle w:val="Paragraphedeliste"/>
+        <w:numPr>
+          <w:ilvl w:val="0"/>
+          <w:numId w:val="2"/>
+        </w:numPr>
+      </w:pPr>
+      <w:r>
+        <w:t>Propriétaire</w:t>
+      </w:r>
+    </w:p>
+    <w:p>
+      <w:pPr>
+        <w:pStyle w:val="Paragraphedeliste"/>
+        <w:numPr>
+          <w:ilvl w:val="0"/>
+          <w:numId w:val="2"/>
+        </w:numPr>
+      </w:pPr>
+      <w:r>
+        <w:t>Editeur</w:t>
+      </w:r>
+    </w:p>
+    <w:p>
+      <w:pPr>
+        <w:pStyle w:val="Paragraphedeliste"/>
+        <w:numPr>
+          <w:ilvl w:val="0"/>
+          <w:numId w:val="2"/>
+        </w:numPr>
+      </w:pPr>
+      <w:r>
+        <w:t>Commentateur</w:t>
+      </w:r>
+    </w:p>
+    <w:p>
+      <w:r>
+        <w:t>Les nouveaux messages peuvent apparaître automatiquement grâce à la communication en temps réel.</w:t>
+      </w:r>
+    </w:p>
+    <w:p>
+      <w:r>
+        <w:t>Un utilisateur peut supprimer son propre message. Le propriétaire peut supprimer les messages des autres membres.</w:t>
+      </w:r>
+    </w:p>
+    <w:p/>
+    <w:p>
+      <w:pPr>
+        <w:pStyle w:val="Titre2"/>
+        <w:numPr>
+          <w:ilvl w:val="0"/>
+          <w:numId w:val="8"/>
+        </w:numPr>
+      </w:pPr>
+      <w:r>
+        <w:t xml:space="preserve">Supprimer un </w:t>
+      </w:r>
+      <w:proofErr w:type="spellStart"/>
+      <w:r>
+        <w:t>cookbook</w:t>
+      </w:r>
+      <w:proofErr w:type="spellEnd"/>
+    </w:p>
+    <w:p>
+      <w:r>
+        <w:t xml:space="preserve">Seul le propriétaire peut supprimer un </w:t>
+      </w:r>
+      <w:proofErr w:type="spellStart"/>
+      <w:r>
+        <w:t>cookbook</w:t>
+      </w:r>
+      <w:proofErr w:type="spellEnd"/>
+      <w:r>
         <w:t>.</w:t>
       </w:r>
     </w:p>
-    <w:p/>
-    <w:p>
-      <w:r>
-        <w:lastRenderedPageBreak/>
-        <w:t>Editeur :</w:t>
-      </w:r>
-    </w:p>
-    <w:p>
-      <w:r>
-        <w:t>L’éditeur peut :</w:t>
-      </w:r>
-    </w:p>
-    <w:p>
-      <w:pPr>
-        <w:pStyle w:val="Paragraphedeliste"/>
-        <w:numPr>
-          <w:ilvl w:val="0"/>
-          <w:numId w:val="2"/>
-        </w:numPr>
-      </w:pPr>
-      <w:r>
-        <w:t>Consulter</w:t>
-      </w:r>
-      <w:r>
-        <w:t xml:space="preserve"> le </w:t>
+    <w:p>
+      <w:r>
+        <w:t xml:space="preserve">L’interface demande de saisir le nom du </w:t>
       </w:r>
       <w:proofErr w:type="spellStart"/>
       <w:r>
@@ -2948,944 +3837,42 @@
       </w:r>
       <w:proofErr w:type="spellEnd"/>
       <w:r>
-        <w:t xml:space="preserve"> ; </w:t>
-      </w:r>
-    </w:p>
-    <w:p>
-      <w:pPr>
-        <w:pStyle w:val="Paragraphedeliste"/>
-        <w:numPr>
-          <w:ilvl w:val="0"/>
-          <w:numId w:val="2"/>
-        </w:numPr>
-      </w:pPr>
-      <w:r>
-        <w:t>Ajouter</w:t>
-      </w:r>
-      <w:r>
-        <w:t xml:space="preserve"> ses propres recettes ; </w:t>
-      </w:r>
-    </w:p>
-    <w:p>
-      <w:pPr>
-        <w:pStyle w:val="Paragraphedeliste"/>
-        <w:numPr>
-          <w:ilvl w:val="0"/>
-          <w:numId w:val="2"/>
-        </w:numPr>
-      </w:pPr>
-      <w:r>
-        <w:t>Retirer</w:t>
-      </w:r>
-      <w:r>
-        <w:t xml:space="preserve"> des recettes ; </w:t>
-      </w:r>
-    </w:p>
-    <w:p>
-      <w:pPr>
-        <w:pStyle w:val="Paragraphedeliste"/>
-        <w:numPr>
-          <w:ilvl w:val="0"/>
-          <w:numId w:val="2"/>
-        </w:numPr>
-      </w:pPr>
-      <w:r>
-        <w:t>Commenter</w:t>
-      </w:r>
-      <w:r>
-        <w:t xml:space="preserve"> ; </w:t>
-      </w:r>
-    </w:p>
-    <w:p>
-      <w:pPr>
-        <w:pStyle w:val="Paragraphedeliste"/>
-        <w:numPr>
-          <w:ilvl w:val="0"/>
-          <w:numId w:val="2"/>
-        </w:numPr>
-      </w:pPr>
-      <w:r>
-        <w:t>Envoyer</w:t>
-      </w:r>
-      <w:r>
-        <w:t xml:space="preserve"> des messages ; </w:t>
-      </w:r>
-    </w:p>
-    <w:p>
-      <w:pPr>
-        <w:pStyle w:val="Paragraphedeliste"/>
-        <w:numPr>
-          <w:ilvl w:val="0"/>
-          <w:numId w:val="2"/>
-        </w:numPr>
-      </w:pPr>
-      <w:r>
-        <w:t>Supprimer</w:t>
-      </w:r>
-      <w:r>
-        <w:t xml:space="preserve"> ses propres commentaires et messages. </w:t>
-      </w:r>
-    </w:p>
-    <w:p>
-      <w:pPr>
-        <w:ind w:left="360"/>
-      </w:pPr>
-      <w:r>
-        <w:t xml:space="preserve">Il ne peut pas gérer les membres ni supprimer le </w:t>
+        <w:t xml:space="preserve"> afin de réduire les erreurs de suppressions. </w:t>
+      </w:r>
+    </w:p>
+    <w:p>
+      <w:r>
+        <w:t>La suppression entraine :</w:t>
+      </w:r>
+    </w:p>
+    <w:p>
+      <w:pPr>
+        <w:pStyle w:val="Paragraphedeliste"/>
+        <w:numPr>
+          <w:ilvl w:val="0"/>
+          <w:numId w:val="2"/>
+        </w:numPr>
+      </w:pPr>
+      <w:r>
+        <w:t>La suppression de la liste des membres</w:t>
+      </w:r>
+    </w:p>
+    <w:p>
+      <w:pPr>
+        <w:pStyle w:val="Paragraphedeliste"/>
+        <w:numPr>
+          <w:ilvl w:val="0"/>
+          <w:numId w:val="2"/>
+        </w:numPr>
+      </w:pPr>
+      <w:r>
+        <w:t xml:space="preserve">La suppression des recettes du </w:t>
       </w:r>
       <w:proofErr w:type="spellStart"/>
       <w:r>
         <w:t>cookbook</w:t>
       </w:r>
       <w:proofErr w:type="spellEnd"/>
-      <w:r>
-        <w:t>.</w:t>
-      </w:r>
-    </w:p>
-    <w:p/>
-    <w:p>
-      <w:r>
-        <w:t>Commentateur :</w:t>
-      </w:r>
-    </w:p>
-    <w:p>
-      <w:r>
-        <w:t xml:space="preserve">Le commentateur peut : </w:t>
-      </w:r>
-    </w:p>
-    <w:p>
-      <w:pPr>
-        <w:pStyle w:val="Paragraphedeliste"/>
-        <w:numPr>
-          <w:ilvl w:val="0"/>
-          <w:numId w:val="2"/>
-        </w:numPr>
-      </w:pPr>
-      <w:r>
-        <w:t>Consulter</w:t>
-      </w:r>
-      <w:r>
-        <w:t xml:space="preserve"> le </w:t>
-      </w:r>
-      <w:proofErr w:type="spellStart"/>
-      <w:r>
-        <w:t>cookbook</w:t>
-      </w:r>
-      <w:proofErr w:type="spellEnd"/>
-      <w:r>
-        <w:t xml:space="preserve"> ; </w:t>
-      </w:r>
-    </w:p>
-    <w:p>
-      <w:pPr>
-        <w:pStyle w:val="Paragraphedeliste"/>
-        <w:numPr>
-          <w:ilvl w:val="0"/>
-          <w:numId w:val="2"/>
-        </w:numPr>
-      </w:pPr>
-      <w:r>
-        <w:t>Consulter</w:t>
-      </w:r>
-      <w:r>
-        <w:t xml:space="preserve"> les recettes ; </w:t>
-      </w:r>
-    </w:p>
-    <w:p>
-      <w:pPr>
-        <w:pStyle w:val="Paragraphedeliste"/>
-        <w:numPr>
-          <w:ilvl w:val="0"/>
-          <w:numId w:val="2"/>
-        </w:numPr>
-      </w:pPr>
-      <w:r>
-        <w:t>Publier</w:t>
-      </w:r>
-      <w:r>
-        <w:t xml:space="preserve"> des commentaires ; </w:t>
-      </w:r>
-    </w:p>
-    <w:p>
-      <w:pPr>
-        <w:pStyle w:val="Paragraphedeliste"/>
-        <w:numPr>
-          <w:ilvl w:val="0"/>
-          <w:numId w:val="2"/>
-        </w:numPr>
-      </w:pPr>
-      <w:r>
-        <w:t>Envoyer</w:t>
-      </w:r>
-      <w:r>
-        <w:t xml:space="preserve"> des messages ; </w:t>
-      </w:r>
-    </w:p>
-    <w:p>
-      <w:pPr>
-        <w:pStyle w:val="Paragraphedeliste"/>
-        <w:numPr>
-          <w:ilvl w:val="0"/>
-          <w:numId w:val="2"/>
-        </w:numPr>
-      </w:pPr>
-      <w:r>
-        <w:t>Supprimer</w:t>
-      </w:r>
-      <w:r>
-        <w:t xml:space="preserve"> ses propres commentaires et messages.</w:t>
-      </w:r>
-    </w:p>
-    <w:p>
-      <w:r>
-        <w:t>Il ne peut pas ajouter ou retirer de recettes</w:t>
-      </w:r>
-    </w:p>
-    <w:p/>
-    <w:p>
-      <w:r>
-        <w:t xml:space="preserve">Lecteur : </w:t>
-      </w:r>
-    </w:p>
-    <w:p>
-      <w:r>
-        <w:t>Le lecteur peut :</w:t>
-      </w:r>
-    </w:p>
-    <w:p>
-      <w:pPr>
-        <w:pStyle w:val="Paragraphedeliste"/>
-        <w:numPr>
-          <w:ilvl w:val="0"/>
-          <w:numId w:val="2"/>
-        </w:numPr>
-      </w:pPr>
-      <w:r>
-        <w:t xml:space="preserve">Consulter le </w:t>
-      </w:r>
-      <w:proofErr w:type="spellStart"/>
-      <w:r>
-        <w:t>cookbook</w:t>
-      </w:r>
-      <w:proofErr w:type="spellEnd"/>
-    </w:p>
-    <w:p>
-      <w:pPr>
-        <w:pStyle w:val="Paragraphedeliste"/>
-        <w:numPr>
-          <w:ilvl w:val="0"/>
-          <w:numId w:val="2"/>
-        </w:numPr>
-      </w:pPr>
-      <w:r>
-        <w:t xml:space="preserve">Consulter les recettes </w:t>
-      </w:r>
-    </w:p>
-    <w:p>
-      <w:pPr>
-        <w:pStyle w:val="Paragraphedeliste"/>
-        <w:numPr>
-          <w:ilvl w:val="0"/>
-          <w:numId w:val="2"/>
-        </w:numPr>
-      </w:pPr>
-      <w:r>
-        <w:t>Lire les commentaires</w:t>
-      </w:r>
-    </w:p>
-    <w:p>
-      <w:pPr>
-        <w:pStyle w:val="Paragraphedeliste"/>
-        <w:numPr>
-          <w:ilvl w:val="0"/>
-          <w:numId w:val="2"/>
-        </w:numPr>
-      </w:pPr>
-      <w:r>
-        <w:t>Lire les messages</w:t>
-      </w:r>
-    </w:p>
-    <w:p>
-      <w:r>
-        <w:t xml:space="preserve">Il ne peut pas publier ou modifier le contenu. </w:t>
-      </w:r>
-    </w:p>
-    <w:p/>
-    <w:p/>
-    <w:p/>
-    <w:p/>
-    <w:p/>
-    <w:p>
-      <w:pPr>
-        <w:pStyle w:val="Titre2"/>
-        <w:numPr>
-          <w:ilvl w:val="0"/>
-          <w:numId w:val="8"/>
-        </w:numPr>
-      </w:pPr>
-      <w:r>
-        <w:lastRenderedPageBreak/>
-        <w:t xml:space="preserve">Ajouter un membre </w:t>
-      </w:r>
-    </w:p>
-    <w:p>
-      <w:r>
-        <w:t xml:space="preserve">Cette action est réservée au propriétaire. </w:t>
-      </w:r>
-    </w:p>
-    <w:p>
-      <w:pPr>
-        <w:pStyle w:val="Paragraphedeliste"/>
-        <w:numPr>
-          <w:ilvl w:val="0"/>
-          <w:numId w:val="2"/>
-        </w:numPr>
-      </w:pPr>
-      <w:r>
-        <w:t xml:space="preserve">Ouvrez le </w:t>
-      </w:r>
-      <w:proofErr w:type="spellStart"/>
-      <w:r>
-        <w:t>cookbook</w:t>
-      </w:r>
-      <w:proofErr w:type="spellEnd"/>
-    </w:p>
-    <w:p>
-      <w:pPr>
-        <w:pStyle w:val="Paragraphedeliste"/>
-        <w:numPr>
-          <w:ilvl w:val="0"/>
-          <w:numId w:val="2"/>
-        </w:numPr>
-      </w:pPr>
-      <w:r>
-        <w:t>Trouver la section membre</w:t>
-      </w:r>
-    </w:p>
-    <w:p>
-      <w:pPr>
-        <w:pStyle w:val="Paragraphedeliste"/>
-        <w:numPr>
-          <w:ilvl w:val="0"/>
-          <w:numId w:val="2"/>
-        </w:numPr>
-      </w:pPr>
-      <w:r>
-        <w:t xml:space="preserve">Saisissez l’adresse email de la personne </w:t>
-      </w:r>
-    </w:p>
-    <w:p>
-      <w:pPr>
-        <w:pStyle w:val="Paragraphedeliste"/>
-        <w:numPr>
-          <w:ilvl w:val="0"/>
-          <w:numId w:val="2"/>
-        </w:numPr>
-      </w:pPr>
-      <w:r>
-        <w:t xml:space="preserve">Choisissez son rôle </w:t>
-      </w:r>
-    </w:p>
-    <w:p>
-      <w:pPr>
-        <w:pStyle w:val="Paragraphedeliste"/>
-        <w:numPr>
-          <w:ilvl w:val="0"/>
-          <w:numId w:val="2"/>
-        </w:numPr>
-      </w:pPr>
-      <w:r>
-        <w:t>Cliquez sur le bouton « Ajouter »</w:t>
-      </w:r>
-    </w:p>
-    <w:p>
-      <w:r>
-        <w:t>La personne doit déjà posséder un compte SUPMEAL.</w:t>
-      </w:r>
-    </w:p>
-    <w:p>
-      <w:r>
-        <w:t>Si l’adresse email n’existe pas l’ajout échoue.</w:t>
-      </w:r>
-    </w:p>
-    <w:p/>
-    <w:p>
-      <w:pPr>
-        <w:pStyle w:val="Titre2"/>
-        <w:numPr>
-          <w:ilvl w:val="0"/>
-          <w:numId w:val="8"/>
-        </w:numPr>
-      </w:pPr>
-      <w:r>
-        <w:t>Modifier le rôle d’un membre</w:t>
-      </w:r>
-    </w:p>
-    <w:p>
-      <w:r>
-        <w:t>Pour modifier le rôle d’un membre :</w:t>
-      </w:r>
-    </w:p>
-    <w:p>
-      <w:pPr>
-        <w:pStyle w:val="Paragraphedeliste"/>
-        <w:numPr>
-          <w:ilvl w:val="0"/>
-          <w:numId w:val="2"/>
-        </w:numPr>
-      </w:pPr>
-      <w:r>
-        <w:t xml:space="preserve">Saisissez l’adresse email de la personne </w:t>
-      </w:r>
-    </w:p>
-    <w:p>
-      <w:pPr>
-        <w:pStyle w:val="Paragraphedeliste"/>
-        <w:numPr>
-          <w:ilvl w:val="0"/>
-          <w:numId w:val="2"/>
-        </w:numPr>
-      </w:pPr>
-      <w:r>
-        <w:t xml:space="preserve">Choisir un rôle différent </w:t>
-      </w:r>
-    </w:p>
-    <w:p>
-      <w:pPr>
-        <w:pStyle w:val="Paragraphedeliste"/>
-        <w:numPr>
-          <w:ilvl w:val="0"/>
-          <w:numId w:val="2"/>
-        </w:numPr>
-      </w:pPr>
-      <w:r>
-        <w:t>Cliquez sur le bouton « Ajouter »</w:t>
-      </w:r>
-    </w:p>
-    <w:p>
-      <w:r>
-        <w:t>Une modification d’un rôle est reçu en temps réel par les utilisateurs.</w:t>
-      </w:r>
-    </w:p>
-    <w:p/>
-    <w:p>
-      <w:pPr>
-        <w:pStyle w:val="Titre2"/>
-        <w:numPr>
-          <w:ilvl w:val="0"/>
-          <w:numId w:val="8"/>
-        </w:numPr>
-      </w:pPr>
-      <w:r>
-        <w:t xml:space="preserve">Retirer un membre </w:t>
-      </w:r>
-    </w:p>
-    <w:p>
-      <w:r>
-        <w:t>Le propriétaire peut retirer un membre.</w:t>
-      </w:r>
-    </w:p>
-    <w:p>
-      <w:r>
-        <w:t>Après le retrait, l’utilisateur ne peut plus :</w:t>
-      </w:r>
-    </w:p>
-    <w:p>
-      <w:pPr>
-        <w:pStyle w:val="Paragraphedeliste"/>
-        <w:numPr>
-          <w:ilvl w:val="0"/>
-          <w:numId w:val="2"/>
-        </w:numPr>
-      </w:pPr>
-      <w:r>
-        <w:t xml:space="preserve">Accéder au </w:t>
-      </w:r>
-      <w:proofErr w:type="spellStart"/>
-      <w:r>
-        <w:t>cookbook</w:t>
-      </w:r>
-      <w:proofErr w:type="spellEnd"/>
-      <w:r>
-        <w:t xml:space="preserve"> et ses fonctionnalités </w:t>
-      </w:r>
-    </w:p>
-    <w:p/>
-    <w:p>
-      <w:pPr>
-        <w:pStyle w:val="Titre2"/>
-        <w:numPr>
-          <w:ilvl w:val="0"/>
-          <w:numId w:val="8"/>
-        </w:numPr>
-      </w:pPr>
-      <w:r>
-        <w:t xml:space="preserve">Ajouter une recette à un </w:t>
-      </w:r>
-      <w:proofErr w:type="spellStart"/>
-      <w:r>
-        <w:t>cookbook</w:t>
-      </w:r>
-      <w:proofErr w:type="spellEnd"/>
-    </w:p>
-    <w:p>
-      <w:r>
-        <w:t>Cette action est autorisée pour les rôles Propriétaire et Editeur.</w:t>
-      </w:r>
-    </w:p>
-    <w:p>
-      <w:r>
-        <w:t xml:space="preserve">Dans l’onglet Recettes du </w:t>
-      </w:r>
-      <w:proofErr w:type="spellStart"/>
-      <w:r>
-        <w:t>cookbook</w:t>
-      </w:r>
-      <w:proofErr w:type="spellEnd"/>
-      <w:r>
-        <w:t> :</w:t>
-      </w:r>
-    </w:p>
-    <w:p>
-      <w:pPr>
-        <w:pStyle w:val="Paragraphedeliste"/>
-        <w:numPr>
-          <w:ilvl w:val="0"/>
-          <w:numId w:val="2"/>
-        </w:numPr>
-      </w:pPr>
-      <w:r>
-        <w:t>Sélectionnez une recette parmi les votre</w:t>
-      </w:r>
-    </w:p>
-    <w:p>
-      <w:pPr>
-        <w:pStyle w:val="Paragraphedeliste"/>
-        <w:numPr>
-          <w:ilvl w:val="0"/>
-          <w:numId w:val="2"/>
-        </w:numPr>
-      </w:pPr>
-      <w:r>
-        <w:t>Cliquez sur « Ajouter la recette »</w:t>
-      </w:r>
-    </w:p>
-    <w:p/>
-    <w:p/>
-    <w:p/>
-    <w:p>
-      <w:pPr>
-        <w:pStyle w:val="Titre2"/>
-        <w:numPr>
-          <w:ilvl w:val="0"/>
-          <w:numId w:val="8"/>
-        </w:numPr>
-      </w:pPr>
-      <w:r>
-        <w:lastRenderedPageBreak/>
-        <w:t>Retirer une recette</w:t>
-      </w:r>
-    </w:p>
-    <w:p>
-      <w:r>
-        <w:t>Les rôles Propriétaire et Editeur peuvent retirer une recette.</w:t>
-      </w:r>
-    </w:p>
-    <w:p>
-      <w:r>
-        <w:t xml:space="preserve">Cette action ne supprime pas la recette du compte mais uniquement du </w:t>
-      </w:r>
-      <w:proofErr w:type="spellStart"/>
-      <w:r>
-        <w:t>cookbook</w:t>
-      </w:r>
-      <w:proofErr w:type="spellEnd"/>
-      <w:r>
-        <w:t>.</w:t>
-      </w:r>
-    </w:p>
-    <w:p/>
-    <w:p>
-      <w:pPr>
-        <w:pStyle w:val="Titre2"/>
-        <w:numPr>
-          <w:ilvl w:val="0"/>
-          <w:numId w:val="8"/>
-        </w:numPr>
-      </w:pPr>
-      <w:r>
-        <w:t xml:space="preserve">Rechercher dans un </w:t>
-      </w:r>
-      <w:proofErr w:type="spellStart"/>
-      <w:r>
-        <w:t>cookbook</w:t>
-      </w:r>
-      <w:proofErr w:type="spellEnd"/>
-    </w:p>
-    <w:p>
-      <w:r>
-        <w:t>La recherche interne peut utiliser :</w:t>
-      </w:r>
-    </w:p>
-    <w:p>
-      <w:pPr>
-        <w:pStyle w:val="Paragraphedeliste"/>
-        <w:numPr>
-          <w:ilvl w:val="0"/>
-          <w:numId w:val="2"/>
-        </w:numPr>
-      </w:pPr>
-      <w:r>
-        <w:t xml:space="preserve">Un tag </w:t>
-      </w:r>
-    </w:p>
-    <w:p>
-      <w:pPr>
-        <w:pStyle w:val="Paragraphedeliste"/>
-        <w:numPr>
-          <w:ilvl w:val="0"/>
-          <w:numId w:val="2"/>
-        </w:numPr>
-      </w:pPr>
-      <w:r>
-        <w:t>Un texte libre</w:t>
-      </w:r>
-    </w:p>
-    <w:p>
-      <w:pPr>
-        <w:pStyle w:val="Paragraphedeliste"/>
-        <w:numPr>
-          <w:ilvl w:val="0"/>
-          <w:numId w:val="2"/>
-        </w:numPr>
-      </w:pPr>
-      <w:r>
-        <w:t>Un ingrédient</w:t>
-      </w:r>
-    </w:p>
-    <w:p>
-      <w:pPr>
-        <w:pStyle w:val="Paragraphedeliste"/>
-        <w:numPr>
-          <w:ilvl w:val="0"/>
-          <w:numId w:val="2"/>
-        </w:numPr>
-      </w:pPr>
-      <w:r>
-        <w:t xml:space="preserve">Une durée totale maximal </w:t>
-      </w:r>
-    </w:p>
-    <w:p>
-      <w:r>
-        <w:t>Les filtres ne modifient pas les recettes. Ils changent seulement le résultat affichés.</w:t>
-      </w:r>
-    </w:p>
-    <w:p/>
-    <w:p>
-      <w:pPr>
-        <w:pStyle w:val="Titre2"/>
-        <w:numPr>
-          <w:ilvl w:val="0"/>
-          <w:numId w:val="8"/>
-        </w:numPr>
-      </w:pPr>
-      <w:r>
-        <w:t xml:space="preserve">Commenter une recette </w:t>
-      </w:r>
-    </w:p>
-    <w:p>
-      <w:r>
-        <w:t>Les rôles suivants peuvent commenter :</w:t>
-      </w:r>
-    </w:p>
-    <w:p>
-      <w:pPr>
-        <w:pStyle w:val="Paragraphedeliste"/>
-        <w:numPr>
-          <w:ilvl w:val="0"/>
-          <w:numId w:val="2"/>
-        </w:numPr>
-      </w:pPr>
-      <w:r>
-        <w:t xml:space="preserve">Propriétaire </w:t>
-      </w:r>
-    </w:p>
-    <w:p>
-      <w:pPr>
-        <w:pStyle w:val="Paragraphedeliste"/>
-        <w:numPr>
-          <w:ilvl w:val="0"/>
-          <w:numId w:val="2"/>
-        </w:numPr>
-      </w:pPr>
-      <w:r>
-        <w:t>Editeur</w:t>
-      </w:r>
-    </w:p>
-    <w:p>
-      <w:pPr>
-        <w:pStyle w:val="Paragraphedeliste"/>
-        <w:numPr>
-          <w:ilvl w:val="0"/>
-          <w:numId w:val="2"/>
-        </w:numPr>
-      </w:pPr>
-      <w:r>
-        <w:t>Commentateur</w:t>
-      </w:r>
-    </w:p>
-    <w:p>
-      <w:r>
-        <w:t>Pour publier un commentaire :</w:t>
-      </w:r>
-    </w:p>
-    <w:p>
-      <w:pPr>
-        <w:pStyle w:val="Paragraphedeliste"/>
-        <w:numPr>
-          <w:ilvl w:val="0"/>
-          <w:numId w:val="2"/>
-        </w:numPr>
-      </w:pPr>
-      <w:r>
-        <w:t xml:space="preserve">Choisissez une recette dans un </w:t>
-      </w:r>
-      <w:proofErr w:type="spellStart"/>
-      <w:r>
-        <w:t>cookbook</w:t>
-      </w:r>
-      <w:proofErr w:type="spellEnd"/>
-    </w:p>
-    <w:p>
-      <w:pPr>
-        <w:pStyle w:val="Paragraphedeliste"/>
-        <w:numPr>
-          <w:ilvl w:val="0"/>
-          <w:numId w:val="2"/>
-        </w:numPr>
-      </w:pPr>
-      <w:r>
-        <w:t xml:space="preserve">Cliquez sur le bouton « Commentaires » </w:t>
-      </w:r>
-    </w:p>
-    <w:p>
-      <w:pPr>
-        <w:pStyle w:val="Paragraphedeliste"/>
-        <w:numPr>
-          <w:ilvl w:val="0"/>
-          <w:numId w:val="2"/>
-        </w:numPr>
-      </w:pPr>
-      <w:r>
-        <w:t xml:space="preserve">Saisissez votre texte </w:t>
-      </w:r>
-    </w:p>
-    <w:p>
-      <w:pPr>
-        <w:pStyle w:val="Paragraphedeliste"/>
-        <w:numPr>
-          <w:ilvl w:val="0"/>
-          <w:numId w:val="2"/>
-        </w:numPr>
-      </w:pPr>
-      <w:r>
-        <w:t>Cliquez sur le bouton « Envoyer »</w:t>
-      </w:r>
-    </w:p>
-    <w:p>
-      <w:r>
-        <w:t>Un éditeur ou un commentateur peut supprimer uniquement ses propres commentaires.</w:t>
-      </w:r>
-    </w:p>
-    <w:p>
-      <w:r>
-        <w:t xml:space="preserve">Le propriétaire peut supprimer tous les commentaires du </w:t>
-      </w:r>
-      <w:proofErr w:type="spellStart"/>
-      <w:r>
-        <w:t>cookbook</w:t>
-      </w:r>
-      <w:proofErr w:type="spellEnd"/>
-      <w:r>
-        <w:t>.</w:t>
-      </w:r>
-    </w:p>
-    <w:p>
-      <w:r>
-        <w:t>Le lecteur ne peut pas commenter.</w:t>
-      </w:r>
-    </w:p>
-    <w:p/>
-    <w:p/>
-    <w:p/>
-    <w:p/>
-    <w:p>
-      <w:pPr>
-        <w:pStyle w:val="Titre2"/>
-        <w:numPr>
-          <w:ilvl w:val="0"/>
-          <w:numId w:val="8"/>
-        </w:numPr>
-      </w:pPr>
-      <w:r>
-        <w:lastRenderedPageBreak/>
-        <w:t xml:space="preserve">Envoyer un message dans un </w:t>
-      </w:r>
-      <w:proofErr w:type="spellStart"/>
-      <w:r>
-        <w:t>cookbook</w:t>
-      </w:r>
-      <w:proofErr w:type="spellEnd"/>
-    </w:p>
-    <w:p>
-      <w:r>
-        <w:t xml:space="preserve">La messagerie du </w:t>
-      </w:r>
-      <w:proofErr w:type="spellStart"/>
-      <w:r>
-        <w:t>cookbook</w:t>
-      </w:r>
-      <w:proofErr w:type="spellEnd"/>
-      <w:r>
-        <w:t xml:space="preserve"> concerne l’ensemble du </w:t>
-      </w:r>
-      <w:proofErr w:type="spellStart"/>
-      <w:r>
-        <w:t>cookbook</w:t>
-      </w:r>
-      <w:proofErr w:type="spellEnd"/>
-      <w:r>
-        <w:t xml:space="preserve"> et non une recette particulière.</w:t>
-      </w:r>
-    </w:p>
-    <w:p>
-      <w:r>
-        <w:t>Les rôles autorisés sont :</w:t>
-      </w:r>
-    </w:p>
-    <w:p>
-      <w:pPr>
-        <w:pStyle w:val="Paragraphedeliste"/>
-        <w:numPr>
-          <w:ilvl w:val="0"/>
-          <w:numId w:val="2"/>
-        </w:numPr>
-      </w:pPr>
-      <w:r>
-        <w:t>Propriétaire</w:t>
-      </w:r>
-    </w:p>
-    <w:p>
-      <w:pPr>
-        <w:pStyle w:val="Paragraphedeliste"/>
-        <w:numPr>
-          <w:ilvl w:val="0"/>
-          <w:numId w:val="2"/>
-        </w:numPr>
-      </w:pPr>
-      <w:r>
-        <w:t>Editeur</w:t>
-      </w:r>
-    </w:p>
-    <w:p>
-      <w:pPr>
-        <w:pStyle w:val="Paragraphedeliste"/>
-        <w:numPr>
-          <w:ilvl w:val="0"/>
-          <w:numId w:val="2"/>
-        </w:numPr>
-      </w:pPr>
-      <w:r>
-        <w:t>Commentateur</w:t>
-      </w:r>
-    </w:p>
-    <w:p>
-      <w:r>
-        <w:t>Les nouveaux messages peuvent apparaître automatiquement grâce à la communication en temps réel.</w:t>
-      </w:r>
-    </w:p>
-    <w:p>
-      <w:r>
-        <w:t>Un utilisateur peut supprimer son propre message. Le propriétaire peut supprimer les messages des autres membres.</w:t>
-      </w:r>
-    </w:p>
-    <w:p/>
-    <w:p>
-      <w:pPr>
-        <w:pStyle w:val="Titre2"/>
-        <w:numPr>
-          <w:ilvl w:val="0"/>
-          <w:numId w:val="8"/>
-        </w:numPr>
-      </w:pPr>
-      <w:r>
-        <w:t xml:space="preserve">Supprimer un </w:t>
-      </w:r>
-      <w:proofErr w:type="spellStart"/>
-      <w:r>
-        <w:t>cookbook</w:t>
-      </w:r>
-      <w:proofErr w:type="spellEnd"/>
-    </w:p>
-    <w:p>
-      <w:r>
-        <w:t xml:space="preserve">Seul le propriétaire peut supprimer un </w:t>
-      </w:r>
-      <w:proofErr w:type="spellStart"/>
-      <w:r>
-        <w:t>cookbook</w:t>
-      </w:r>
-      <w:proofErr w:type="spellEnd"/>
-      <w:r>
-        <w:t>.</w:t>
-      </w:r>
-    </w:p>
-    <w:p>
-      <w:r>
-        <w:t xml:space="preserve">L’interface demande de saisir le nom du </w:t>
-      </w:r>
-      <w:proofErr w:type="spellStart"/>
-      <w:r>
-        <w:t>cookbook</w:t>
-      </w:r>
-      <w:proofErr w:type="spellEnd"/>
-      <w:r>
-        <w:t xml:space="preserve"> afin de réduire les erreurs de suppressions. </w:t>
-      </w:r>
-    </w:p>
-    <w:p>
-      <w:r>
-        <w:t>La suppression entraine :</w:t>
-      </w:r>
-    </w:p>
-    <w:p>
-      <w:pPr>
-        <w:pStyle w:val="Paragraphedeliste"/>
-        <w:numPr>
-          <w:ilvl w:val="0"/>
-          <w:numId w:val="2"/>
-        </w:numPr>
-      </w:pPr>
-      <w:r>
-        <w:t>La suppression de la liste des membres</w:t>
-      </w:r>
-    </w:p>
-    <w:p>
-      <w:pPr>
-        <w:pStyle w:val="Paragraphedeliste"/>
-        <w:numPr>
-          <w:ilvl w:val="0"/>
-          <w:numId w:val="2"/>
-        </w:numPr>
-      </w:pPr>
-      <w:r>
-        <w:t xml:space="preserve">La suppression des recettes du </w:t>
-      </w:r>
-      <w:proofErr w:type="spellStart"/>
-      <w:r>
-        <w:t>cookbook</w:t>
-      </w:r>
-      <w:proofErr w:type="spellEnd"/>
     </w:p>
     <w:p>
       <w:pPr>
@@ -3919,7 +3906,6 @@
         </w:numPr>
       </w:pPr>
       <w:r>
-        <w:lastRenderedPageBreak/>
         <w:t>Paramètres du compte</w:t>
       </w:r>
     </w:p>
@@ -4199,122 +4185,101 @@
         </w:numPr>
       </w:pPr>
       <w:r>
-        <w:t>Les</w:t>
-      </w:r>
+        <w:t xml:space="preserve">Les </w:t>
+      </w:r>
+      <w:proofErr w:type="spellStart"/>
+      <w:r>
+        <w:t>cookbooks</w:t>
+      </w:r>
+      <w:proofErr w:type="spellEnd"/>
+      <w:r>
+        <w:t xml:space="preserve"> auxquels vous avez accès </w:t>
+      </w:r>
+    </w:p>
+    <w:p>
+      <w:pPr>
+        <w:pStyle w:val="Paragraphedeliste"/>
+      </w:pPr>
+      <w:r>
+        <w:t xml:space="preserve">Les recettes de ces </w:t>
+      </w:r>
+      <w:proofErr w:type="spellStart"/>
+      <w:r>
+        <w:t>cookbooks</w:t>
+      </w:r>
+      <w:proofErr w:type="spellEnd"/>
+    </w:p>
+    <w:p>
+      <w:r>
+        <w:t>Le fichier est un JSON lisible. Il peut révéler :</w:t>
+      </w:r>
+    </w:p>
+    <w:p>
+      <w:pPr>
+        <w:pStyle w:val="Paragraphedeliste"/>
+        <w:numPr>
+          <w:ilvl w:val="0"/>
+          <w:numId w:val="2"/>
+        </w:numPr>
+      </w:pPr>
+      <w:r>
+        <w:t xml:space="preserve">Les noms de vos recettes </w:t>
+      </w:r>
+    </w:p>
+    <w:p>
+      <w:pPr>
+        <w:pStyle w:val="Paragraphedeliste"/>
+        <w:numPr>
+          <w:ilvl w:val="0"/>
+          <w:numId w:val="2"/>
+        </w:numPr>
+      </w:pPr>
+      <w:r>
+        <w:t xml:space="preserve">Les ingrédients </w:t>
+      </w:r>
+    </w:p>
+    <w:p>
+      <w:pPr>
+        <w:pStyle w:val="Paragraphedeliste"/>
+        <w:numPr>
+          <w:ilvl w:val="0"/>
+          <w:numId w:val="2"/>
+        </w:numPr>
+      </w:pPr>
+      <w:r>
+        <w:t xml:space="preserve">Les étapes </w:t>
+      </w:r>
+    </w:p>
+    <w:p>
+      <w:pPr>
+        <w:pStyle w:val="Paragraphedeliste"/>
+        <w:numPr>
+          <w:ilvl w:val="0"/>
+          <w:numId w:val="2"/>
+        </w:numPr>
+      </w:pPr>
+      <w:r>
+        <w:t xml:space="preserve">Les descriptions des </w:t>
+      </w:r>
+      <w:proofErr w:type="spellStart"/>
+      <w:r>
+        <w:t>cookbooks</w:t>
+      </w:r>
+      <w:proofErr w:type="spellEnd"/>
       <w:r>
         <w:t xml:space="preserve"> </w:t>
       </w:r>
-      <w:proofErr w:type="spellStart"/>
-      <w:r>
-        <w:t>cookbooks</w:t>
-      </w:r>
-      <w:proofErr w:type="spellEnd"/>
-      <w:r>
-        <w:t xml:space="preserve"> auxquels vous avez accès </w:t>
-      </w:r>
-    </w:p>
-    <w:p>
-      <w:pPr>
-        <w:pStyle w:val="Paragraphedeliste"/>
-      </w:pPr>
-      <w:r>
-        <w:t>Les</w:t>
-      </w:r>
-      <w:r>
-        <w:t xml:space="preserve"> recettes de ces </w:t>
-      </w:r>
-      <w:proofErr w:type="spellStart"/>
-      <w:r>
-        <w:t>cookbooks</w:t>
-      </w:r>
-      <w:proofErr w:type="spellEnd"/>
-    </w:p>
-    <w:p>
-      <w:r>
-        <w:t>Le fichier est un JSON lisible. Il peut révéler :</w:t>
-      </w:r>
-    </w:p>
-    <w:p>
-      <w:pPr>
-        <w:pStyle w:val="Paragraphedeliste"/>
-        <w:numPr>
-          <w:ilvl w:val="0"/>
-          <w:numId w:val="2"/>
-        </w:numPr>
-      </w:pPr>
-      <w:r>
-        <w:t>Les</w:t>
-      </w:r>
-      <w:r>
-        <w:t xml:space="preserve"> noms de vos recettes </w:t>
-      </w:r>
-    </w:p>
-    <w:p>
-      <w:pPr>
-        <w:pStyle w:val="Paragraphedeliste"/>
-        <w:numPr>
-          <w:ilvl w:val="0"/>
-          <w:numId w:val="2"/>
-        </w:numPr>
-      </w:pPr>
-      <w:r>
-        <w:t>Les</w:t>
-      </w:r>
-      <w:r>
-        <w:t xml:space="preserve"> ingrédients </w:t>
-      </w:r>
-    </w:p>
-    <w:p>
-      <w:pPr>
-        <w:pStyle w:val="Paragraphedeliste"/>
-        <w:numPr>
-          <w:ilvl w:val="0"/>
-          <w:numId w:val="2"/>
-        </w:numPr>
-      </w:pPr>
-      <w:r>
-        <w:t>Les</w:t>
-      </w:r>
-      <w:r>
-        <w:t xml:space="preserve"> étapes </w:t>
-      </w:r>
-    </w:p>
-    <w:p>
-      <w:pPr>
-        <w:pStyle w:val="Paragraphedeliste"/>
-        <w:numPr>
-          <w:ilvl w:val="0"/>
-          <w:numId w:val="2"/>
-        </w:numPr>
-      </w:pPr>
-      <w:r>
-        <w:t>Les</w:t>
-      </w:r>
-      <w:r>
-        <w:t xml:space="preserve"> descriptions des </w:t>
-      </w:r>
-      <w:proofErr w:type="spellStart"/>
-      <w:r>
-        <w:t>cookbooks</w:t>
-      </w:r>
-      <w:proofErr w:type="spellEnd"/>
-      <w:r>
-        <w:t xml:space="preserve"> </w:t>
-      </w:r>
-    </w:p>
-    <w:p>
-      <w:pPr>
-        <w:pStyle w:val="Paragraphedeliste"/>
-        <w:numPr>
-          <w:ilvl w:val="0"/>
-          <w:numId w:val="2"/>
-        </w:numPr>
-      </w:pPr>
-      <w:r>
-        <w:t>D’autres</w:t>
-      </w:r>
-      <w:r>
-        <w:t xml:space="preserve"> données fonctionnelles</w:t>
+    </w:p>
+    <w:p>
+      <w:pPr>
+        <w:pStyle w:val="Paragraphedeliste"/>
+        <w:numPr>
+          <w:ilvl w:val="0"/>
+          <w:numId w:val="2"/>
+        </w:numPr>
+      </w:pPr>
+      <w:r>
+        <w:t>D’autres données fonctionnelles</w:t>
       </w:r>
     </w:p>
     <w:p>
@@ -4369,40 +4334,31 @@
         </w:numPr>
       </w:pPr>
       <w:r>
-        <w:t>Vérifiez</w:t>
-      </w:r>
-      <w:r>
-        <w:t xml:space="preserve"> l’origine du fichier </w:t>
-      </w:r>
-    </w:p>
-    <w:p>
-      <w:pPr>
-        <w:pStyle w:val="Paragraphedeliste"/>
-        <w:numPr>
-          <w:ilvl w:val="0"/>
-          <w:numId w:val="2"/>
-        </w:numPr>
-      </w:pPr>
-      <w:r>
-        <w:t>Conservez</w:t>
-      </w:r>
-      <w:r>
-        <w:t xml:space="preserve"> une sauvegarde de vos données actuelles </w:t>
-      </w:r>
-    </w:p>
-    <w:p>
-      <w:pPr>
-        <w:pStyle w:val="Paragraphedeliste"/>
-        <w:numPr>
-          <w:ilvl w:val="0"/>
-          <w:numId w:val="2"/>
-        </w:numPr>
-      </w:pPr>
-      <w:r>
-        <w:t>Assurez</w:t>
-      </w:r>
-      <w:r>
-        <w:t>-vous qu’il s’agit d’un export SUPMEAL valide</w:t>
+        <w:t xml:space="preserve">Vérifiez l’origine du fichier </w:t>
+      </w:r>
+    </w:p>
+    <w:p>
+      <w:pPr>
+        <w:pStyle w:val="Paragraphedeliste"/>
+        <w:numPr>
+          <w:ilvl w:val="0"/>
+          <w:numId w:val="2"/>
+        </w:numPr>
+      </w:pPr>
+      <w:r>
+        <w:t xml:space="preserve">Conservez une sauvegarde de vos données actuelles </w:t>
+      </w:r>
+    </w:p>
+    <w:p>
+      <w:pPr>
+        <w:pStyle w:val="Paragraphedeliste"/>
+        <w:numPr>
+          <w:ilvl w:val="0"/>
+          <w:numId w:val="2"/>
+        </w:numPr>
+      </w:pPr>
+      <w:r>
+        <w:t>Assurez-vous qu’il s’agit d’un export SUPMEAL valide</w:t>
       </w:r>
     </w:p>
     <w:p>
@@ -4429,25 +4385,19 @@
         </w:numPr>
       </w:pPr>
       <w:r>
-        <w:t>Les</w:t>
-      </w:r>
-      <w:r>
-        <w:t xml:space="preserve"> mots de passe </w:t>
-      </w:r>
-    </w:p>
-    <w:p>
-      <w:pPr>
-        <w:pStyle w:val="Paragraphedeliste"/>
-        <w:numPr>
-          <w:ilvl w:val="0"/>
-          <w:numId w:val="2"/>
-        </w:numPr>
-      </w:pPr>
-      <w:r>
-        <w:t>Les</w:t>
-      </w:r>
-      <w:r>
-        <w:t xml:space="preserve"> comptes </w:t>
+        <w:t xml:space="preserve">Les mots de passe </w:t>
+      </w:r>
+    </w:p>
+    <w:p>
+      <w:pPr>
+        <w:pStyle w:val="Paragraphedeliste"/>
+        <w:numPr>
+          <w:ilvl w:val="0"/>
+          <w:numId w:val="2"/>
+        </w:numPr>
+      </w:pPr>
+      <w:r>
+        <w:t xml:space="preserve">Les comptes </w:t>
       </w:r>
       <w:proofErr w:type="spellStart"/>
       <w:r>
@@ -4467,10 +4417,7 @@
         </w:numPr>
       </w:pPr>
       <w:r>
-        <w:t>Les</w:t>
-      </w:r>
-      <w:r>
-        <w:t xml:space="preserve"> membres des </w:t>
+        <w:t xml:space="preserve">Les membres des </w:t>
       </w:r>
       <w:proofErr w:type="spellStart"/>
       <w:r>
@@ -4490,70 +4437,55 @@
         </w:numPr>
       </w:pPr>
       <w:r>
-        <w:t>Les</w:t>
-      </w:r>
-      <w:r>
-        <w:t xml:space="preserve"> rôles d’origine </w:t>
-      </w:r>
-    </w:p>
-    <w:p>
-      <w:pPr>
-        <w:pStyle w:val="Paragraphedeliste"/>
-        <w:numPr>
-          <w:ilvl w:val="0"/>
-          <w:numId w:val="2"/>
-        </w:numPr>
-      </w:pPr>
-      <w:r>
-        <w:t>Les</w:t>
-      </w:r>
-      <w:r>
-        <w:t xml:space="preserve"> messages </w:t>
-      </w:r>
-    </w:p>
-    <w:p>
-      <w:pPr>
-        <w:pStyle w:val="Paragraphedeliste"/>
-        <w:numPr>
-          <w:ilvl w:val="0"/>
-          <w:numId w:val="2"/>
-        </w:numPr>
-      </w:pPr>
-      <w:r>
-        <w:t>Les</w:t>
-      </w:r>
-      <w:r>
-        <w:t xml:space="preserve"> commentaires </w:t>
-      </w:r>
-    </w:p>
-    <w:p>
-      <w:pPr>
-        <w:pStyle w:val="Paragraphedeliste"/>
-        <w:numPr>
-          <w:ilvl w:val="0"/>
-          <w:numId w:val="2"/>
-        </w:numPr>
-      </w:pPr>
-      <w:r>
-        <w:t>Les</w:t>
-      </w:r>
-      <w:r>
-        <w:t xml:space="preserve"> favoris </w:t>
-      </w:r>
-    </w:p>
-    <w:p>
-      <w:pPr>
-        <w:pStyle w:val="Paragraphedeliste"/>
-        <w:numPr>
-          <w:ilvl w:val="0"/>
-          <w:numId w:val="2"/>
-        </w:numPr>
-      </w:pPr>
-      <w:r>
-        <w:t>Le</w:t>
-      </w:r>
-      <w:r>
-        <w:t xml:space="preserve"> planning</w:t>
+        <w:t xml:space="preserve">Les rôles d’origine </w:t>
+      </w:r>
+    </w:p>
+    <w:p>
+      <w:pPr>
+        <w:pStyle w:val="Paragraphedeliste"/>
+        <w:numPr>
+          <w:ilvl w:val="0"/>
+          <w:numId w:val="2"/>
+        </w:numPr>
+      </w:pPr>
+      <w:r>
+        <w:t xml:space="preserve">Les messages </w:t>
+      </w:r>
+    </w:p>
+    <w:p>
+      <w:pPr>
+        <w:pStyle w:val="Paragraphedeliste"/>
+        <w:numPr>
+          <w:ilvl w:val="0"/>
+          <w:numId w:val="2"/>
+        </w:numPr>
+      </w:pPr>
+      <w:r>
+        <w:t xml:space="preserve">Les commentaires </w:t>
+      </w:r>
+    </w:p>
+    <w:p>
+      <w:pPr>
+        <w:pStyle w:val="Paragraphedeliste"/>
+        <w:numPr>
+          <w:ilvl w:val="0"/>
+          <w:numId w:val="2"/>
+        </w:numPr>
+      </w:pPr>
+      <w:r>
+        <w:t xml:space="preserve">Les favoris </w:t>
+      </w:r>
+    </w:p>
+    <w:p>
+      <w:pPr>
+        <w:pStyle w:val="Paragraphedeliste"/>
+        <w:numPr>
+          <w:ilvl w:val="0"/>
+          <w:numId w:val="2"/>
+        </w:numPr>
+      </w:pPr>
+      <w:r>
+        <w:t>Le planning</w:t>
       </w:r>
     </w:p>
     <w:p>
@@ -4897,13 +4829,7 @@
         </w:numPr>
       </w:pPr>
       <w:r>
-        <w:t xml:space="preserve">Ouvrez </w:t>
-      </w:r>
-      <w:r>
-        <w:t xml:space="preserve">l’onglet </w:t>
-      </w:r>
-      <w:r>
-        <w:t>Recettes.</w:t>
+        <w:t>Ouvrez l’onglet Recettes.</w:t>
       </w:r>
     </w:p>
     <w:p>
@@ -4915,11 +4841,146 @@
         </w:numPr>
       </w:pPr>
       <w:r>
-        <w:t xml:space="preserve">Cliquez sur </w:t>
-      </w:r>
-      <w:r>
-        <w:t>« Nouvelle recette »</w:t>
-      </w:r>
+        <w:t>Cliquez sur « Nouvelle recette ».</w:t>
+      </w:r>
+    </w:p>
+    <w:p>
+      <w:pPr>
+        <w:pStyle w:val="Paragraphedeliste"/>
+        <w:numPr>
+          <w:ilvl w:val="0"/>
+          <w:numId w:val="19"/>
+        </w:numPr>
+      </w:pPr>
+      <w:r>
+        <w:t>Renseignez le titre, les durées et les portions.</w:t>
+      </w:r>
+    </w:p>
+    <w:p>
+      <w:pPr>
+        <w:pStyle w:val="Paragraphedeliste"/>
+        <w:numPr>
+          <w:ilvl w:val="0"/>
+          <w:numId w:val="19"/>
+        </w:numPr>
+      </w:pPr>
+      <w:r>
+        <w:t>Ajoutez les ingrédients.</w:t>
+      </w:r>
+    </w:p>
+    <w:p>
+      <w:pPr>
+        <w:pStyle w:val="Paragraphedeliste"/>
+        <w:numPr>
+          <w:ilvl w:val="0"/>
+          <w:numId w:val="19"/>
+        </w:numPr>
+      </w:pPr>
+      <w:r>
+        <w:t>Ajoutez les étapes.</w:t>
+      </w:r>
+    </w:p>
+    <w:p>
+      <w:pPr>
+        <w:pStyle w:val="Paragraphedeliste"/>
+        <w:numPr>
+          <w:ilvl w:val="0"/>
+          <w:numId w:val="19"/>
+        </w:numPr>
+      </w:pPr>
+      <w:r>
+        <w:t>Enregistrez.</w:t>
+      </w:r>
+    </w:p>
+    <w:p>
+      <w:pPr>
+        <w:pStyle w:val="Paragraphedeliste"/>
+        <w:numPr>
+          <w:ilvl w:val="0"/>
+          <w:numId w:val="19"/>
+        </w:numPr>
+      </w:pPr>
+      <w:r>
+        <w:t>Ouvrez l’onglet Planning.</w:t>
+      </w:r>
+    </w:p>
+    <w:p>
+      <w:pPr>
+        <w:pStyle w:val="Paragraphedeliste"/>
+        <w:numPr>
+          <w:ilvl w:val="0"/>
+          <w:numId w:val="19"/>
+        </w:numPr>
+      </w:pPr>
+      <w:r>
+        <w:t>Sélectionnez la recette.</w:t>
+      </w:r>
+    </w:p>
+    <w:p>
+      <w:pPr>
+        <w:pStyle w:val="Paragraphedeliste"/>
+        <w:numPr>
+          <w:ilvl w:val="0"/>
+          <w:numId w:val="19"/>
+        </w:numPr>
+      </w:pPr>
+      <w:r>
+        <w:t>Choisissez une date et un type de repas.</w:t>
+      </w:r>
+    </w:p>
+    <w:p>
+      <w:pPr>
+        <w:pStyle w:val="Paragraphedeliste"/>
+        <w:numPr>
+          <w:ilvl w:val="0"/>
+          <w:numId w:val="19"/>
+        </w:numPr>
+      </w:pPr>
+      <w:r>
+        <w:t>Cliquez sur Planifier.</w:t>
+      </w:r>
+    </w:p>
+    <w:p>
+      <w:pPr>
+        <w:pStyle w:val="Paragraphedeliste"/>
+      </w:pPr>
+    </w:p>
+    <w:p>
+      <w:pPr>
+        <w:pStyle w:val="Titre2"/>
+        <w:numPr>
+          <w:ilvl w:val="0"/>
+          <w:numId w:val="18"/>
+        </w:numPr>
+      </w:pPr>
+      <w:r>
+        <w:t xml:space="preserve">Créer un </w:t>
+      </w:r>
+      <w:proofErr w:type="spellStart"/>
+      <w:r>
+        <w:t>cookbook</w:t>
+      </w:r>
+      <w:proofErr w:type="spellEnd"/>
+      <w:r>
+        <w:t xml:space="preserve"> familial</w:t>
+      </w:r>
+    </w:p>
+    <w:p>
+      <w:pPr>
+        <w:pStyle w:val="Paragraphedeliste"/>
+        <w:numPr>
+          <w:ilvl w:val="0"/>
+          <w:numId w:val="20"/>
+        </w:numPr>
+      </w:pPr>
+      <w:r>
+        <w:t xml:space="preserve">Ouvrez l’onglet </w:t>
+      </w:r>
+      <w:proofErr w:type="spellStart"/>
+      <w:r>
+        <w:t>Cookbooks</w:t>
+      </w:r>
+      <w:proofErr w:type="spellEnd"/>
       <w:r>
         <w:t>.</w:t>
       </w:r>
@@ -4929,118 +4990,11 @@
         <w:pStyle w:val="Paragraphedeliste"/>
         <w:numPr>
           <w:ilvl w:val="0"/>
-          <w:numId w:val="19"/>
-        </w:numPr>
-      </w:pPr>
-      <w:r>
-        <w:t>Renseignez le titre, les durées et les portions.</w:t>
-      </w:r>
-    </w:p>
-    <w:p>
-      <w:pPr>
-        <w:pStyle w:val="Paragraphedeliste"/>
-        <w:numPr>
-          <w:ilvl w:val="0"/>
-          <w:numId w:val="19"/>
-        </w:numPr>
-      </w:pPr>
-      <w:r>
-        <w:t>Ajoutez les ingrédients.</w:t>
-      </w:r>
-    </w:p>
-    <w:p>
-      <w:pPr>
-        <w:pStyle w:val="Paragraphedeliste"/>
-        <w:numPr>
-          <w:ilvl w:val="0"/>
-          <w:numId w:val="19"/>
-        </w:numPr>
-      </w:pPr>
-      <w:r>
-        <w:t>Ajoutez les étapes.</w:t>
-      </w:r>
-    </w:p>
-    <w:p>
-      <w:pPr>
-        <w:pStyle w:val="Paragraphedeliste"/>
-        <w:numPr>
-          <w:ilvl w:val="0"/>
-          <w:numId w:val="19"/>
-        </w:numPr>
-      </w:pPr>
-      <w:r>
-        <w:t>Enregistrez.</w:t>
-      </w:r>
-    </w:p>
-    <w:p>
-      <w:pPr>
-        <w:pStyle w:val="Paragraphedeliste"/>
-        <w:numPr>
-          <w:ilvl w:val="0"/>
-          <w:numId w:val="19"/>
-        </w:numPr>
-      </w:pPr>
-      <w:r>
-        <w:t xml:space="preserve">Ouvrez </w:t>
-      </w:r>
-      <w:r>
-        <w:t xml:space="preserve">l’onglet </w:t>
-      </w:r>
-      <w:r>
-        <w:t>Planning.</w:t>
-      </w:r>
-    </w:p>
-    <w:p>
-      <w:pPr>
-        <w:pStyle w:val="Paragraphedeliste"/>
-        <w:numPr>
-          <w:ilvl w:val="0"/>
-          <w:numId w:val="19"/>
-        </w:numPr>
-      </w:pPr>
-      <w:r>
-        <w:t>Sélectionnez la recette.</w:t>
-      </w:r>
-    </w:p>
-    <w:p>
-      <w:pPr>
-        <w:pStyle w:val="Paragraphedeliste"/>
-        <w:numPr>
-          <w:ilvl w:val="0"/>
-          <w:numId w:val="19"/>
-        </w:numPr>
-      </w:pPr>
-      <w:r>
-        <w:t>Choisissez une date et un type de repas.</w:t>
-      </w:r>
-    </w:p>
-    <w:p>
-      <w:pPr>
-        <w:pStyle w:val="Paragraphedeliste"/>
-        <w:numPr>
-          <w:ilvl w:val="0"/>
-          <w:numId w:val="19"/>
-        </w:numPr>
-      </w:pPr>
-      <w:r>
-        <w:t>Cliquez sur Planifier.</w:t>
-      </w:r>
-    </w:p>
-    <w:p>
-      <w:pPr>
-        <w:pStyle w:val="Paragraphedeliste"/>
-      </w:pPr>
-    </w:p>
-    <w:p>
-      <w:pPr>
-        <w:pStyle w:val="Titre2"/>
-        <w:numPr>
-          <w:ilvl w:val="0"/>
-          <w:numId w:val="18"/>
-        </w:numPr>
-      </w:pPr>
-      <w:r>
-        <w:t xml:space="preserve">Créer un </w:t>
+          <w:numId w:val="20"/>
+        </w:numPr>
+      </w:pPr>
+      <w:r>
+        <w:t xml:space="preserve">Créez un </w:t>
       </w:r>
       <w:proofErr w:type="spellStart"/>
       <w:r>
@@ -5048,7 +5002,7 @@
       </w:r>
       <w:proofErr w:type="spellEnd"/>
       <w:r>
-        <w:t xml:space="preserve"> familial</w:t>
+        <w:t xml:space="preserve"> nommé « Recettes familiales ».</w:t>
       </w:r>
     </w:p>
     <w:p>
@@ -5060,21 +5014,7 @@
         </w:numPr>
       </w:pPr>
       <w:r>
-        <w:t>Ouvrez</w:t>
-      </w:r>
-      <w:r>
-        <w:t xml:space="preserve"> l’onglet</w:t>
-      </w:r>
-      <w:r>
-        <w:t xml:space="preserve"> </w:t>
-      </w:r>
-      <w:proofErr w:type="spellStart"/>
-      <w:r>
-        <w:t>Cookbooks</w:t>
-      </w:r>
-      <w:proofErr w:type="spellEnd"/>
-      <w:r>
-        <w:t>.</w:t>
+        <w:t>Ajoutez une description.</w:t>
       </w:r>
     </w:p>
     <w:p>
@@ -5086,15 +5026,7 @@
         </w:numPr>
       </w:pPr>
       <w:r>
-        <w:t xml:space="preserve">Créez un </w:t>
-      </w:r>
-      <w:proofErr w:type="spellStart"/>
-      <w:r>
-        <w:t>cookbook</w:t>
-      </w:r>
-      <w:proofErr w:type="spellEnd"/>
-      <w:r>
-        <w:t xml:space="preserve"> nommé « Recettes familiales ».</w:t>
+        <w:t>Ajoutez les membres de votre famille ayant déjà un compte.</w:t>
       </w:r>
     </w:p>
     <w:p>
@@ -5106,7 +5038,7 @@
         </w:numPr>
       </w:pPr>
       <w:r>
-        <w:t>Ajoutez une description.</w:t>
+        <w:t>Donnez le rôle Editeur aux personnes qui ajouteront des recettes.</w:t>
       </w:r>
     </w:p>
     <w:p>
@@ -5118,43 +5050,7 @@
         </w:numPr>
       </w:pPr>
       <w:r>
-        <w:t>Ajoutez les membres de votre famille ayant déjà un compte.</w:t>
-      </w:r>
-    </w:p>
-    <w:p>
-      <w:pPr>
-        <w:pStyle w:val="Paragraphedeliste"/>
-        <w:numPr>
-          <w:ilvl w:val="0"/>
-          <w:numId w:val="20"/>
-        </w:numPr>
-      </w:pPr>
-      <w:r>
-        <w:t xml:space="preserve">Donnez le rôle </w:t>
-      </w:r>
-      <w:r>
-        <w:t>Editeur</w:t>
-      </w:r>
-      <w:r>
-        <w:t xml:space="preserve"> aux personnes qui ajouteront des recettes.</w:t>
-      </w:r>
-    </w:p>
-    <w:p>
-      <w:pPr>
-        <w:pStyle w:val="Paragraphedeliste"/>
-        <w:numPr>
-          <w:ilvl w:val="0"/>
-          <w:numId w:val="20"/>
-        </w:numPr>
-      </w:pPr>
-      <w:r>
-        <w:t xml:space="preserve">Donnez le rôle </w:t>
-      </w:r>
-      <w:r>
-        <w:t>Lecteur</w:t>
-      </w:r>
-      <w:r>
-        <w:t xml:space="preserve"> aux personnes qui doivent uniquement consulter.</w:t>
+        <w:t>Donnez le rôle Lecteur aux personnes qui doivent uniquement consulter.</w:t>
       </w:r>
     </w:p>
     <w:p>
@@ -5302,13 +5198,7 @@
     </w:p>
     <w:p>
       <w:r>
-        <w:t>Votre compte a probablement été créé avec Google ou GitHub.</w:t>
-      </w:r>
-      <w:r>
-        <w:t xml:space="preserve"> </w:t>
-      </w:r>
-      <w:r>
-        <w:t>Dans ce cas, l’authentification est gérée par le fournisseur externe.</w:t>
+        <w:t>Votre compte a probablement été créé avec Google ou GitHub. Dans ce cas, l’authentification est gérée par le fournisseur externe.</w:t>
       </w:r>
     </w:p>
     <w:p/>
@@ -5376,13 +5266,7 @@
     </w:p>
     <w:p>
       <w:r>
-        <w:t>Non. Une recette reste la propriété de son créateur.</w:t>
-      </w:r>
-      <w:r>
-        <w:t xml:space="preserve"> </w:t>
-      </w:r>
-      <w:r>
-        <w:t xml:space="preserve">Les rôles de </w:t>
+        <w:t xml:space="preserve">Non. Une recette reste la propriété de son créateur. Les rôles de </w:t>
       </w:r>
       <w:proofErr w:type="spellStart"/>
       <w:r>
